--- a/docs/Peer_Tutoring_Platform.docx
+++ b/docs/Peer_Tutoring_Platform.docx
@@ -7,31 +7,20 @@
         <w:spacing w:before="1440" w:after="200"/>
         <w:jc w:val="center"/>
         <w:rPr>
-          <w:rFonts w:ascii="Times New Roman" w:hAnsi="Times New Roman" w:eastAsia="Times New Roman" w:cs="Times New Roman"/>
+          <w:rFonts w:ascii="Times New Roman" w:eastAsia="Times New Roman" w:hAnsi="Times New Roman" w:cs="Times New Roman"/>
           <w:color w:val="215E99" w:themeColor="text2" w:themeTint="BF"/>
         </w:rPr>
       </w:pPr>
       <w:r>
         <w:rPr>
-          <w:rFonts w:ascii="Times New Roman" w:hAnsi="Times New Roman" w:eastAsia="Times New Roman" w:cs="Times New Roman"/>
-          <w:b w:val="1"/>
-          <w:bCs w:val="1"/>
-          <w:color w:val="215E99" w:themeColor="text2" w:themeTint="BF" w:themeShade="FF"/>
+          <w:rFonts w:ascii="Times New Roman" w:eastAsia="Times New Roman" w:hAnsi="Times New Roman" w:cs="Times New Roman"/>
+          <w:b/>
+          <w:bCs/>
+          <w:color w:val="215E99" w:themeColor="text2" w:themeTint="BF"/>
           <w:sz w:val="40"/>
           <w:szCs w:val="40"/>
         </w:rPr>
-        <w:t xml:space="preserve">DATABASE SYSTEMS </w:t>
-      </w:r>
-      <w:r>
-        <w:rPr>
-          <w:rFonts w:ascii="Times New Roman" w:hAnsi="Times New Roman" w:eastAsia="Times New Roman" w:cs="Times New Roman"/>
-          <w:b w:val="1"/>
-          <w:bCs w:val="1"/>
-          <w:color w:val="215E99" w:themeColor="text2" w:themeTint="BF" w:themeShade="FF"/>
-          <w:sz w:val="40"/>
-          <w:szCs w:val="40"/>
-        </w:rPr>
-        <w:t>PROJECT</w:t>
+        <w:t>DATABASE SYSTEMS ASSIGNMENT</w:t>
       </w:r>
     </w:p>
     <w:p>
@@ -39,13 +28,13 @@
         <w:spacing w:before="100" w:after="100"/>
         <w:jc w:val="center"/>
         <w:rPr>
-          <w:rFonts w:ascii="Times New Roman" w:hAnsi="Times New Roman" w:eastAsia="Times New Roman" w:cs="Times New Roman"/>
+          <w:rFonts w:ascii="Times New Roman" w:eastAsia="Times New Roman" w:hAnsi="Times New Roman" w:cs="Times New Roman"/>
           <w:color w:val="4C94D8" w:themeColor="text2" w:themeTint="80"/>
         </w:rPr>
       </w:pPr>
       <w:r>
         <w:rPr>
-          <w:rFonts w:ascii="Times New Roman" w:hAnsi="Times New Roman" w:eastAsia="Times New Roman" w:cs="Times New Roman"/>
+          <w:rFonts w:ascii="Times New Roman" w:eastAsia="Times New Roman" w:hAnsi="Times New Roman" w:cs="Times New Roman"/>
           <w:b/>
           <w:bCs/>
           <w:color w:val="4C94D8" w:themeColor="text2" w:themeTint="80"/>
@@ -58,11 +47,11 @@
     <w:p>
       <w:pPr>
         <w:pBdr>
-          <w:bottom w:val="single" w:color="2E4A7A" w:sz="4" w:space="1"/>
+          <w:bottom w:val="single" w:sz="4" w:space="1" w:color="2E4A7A"/>
         </w:pBdr>
         <w:spacing w:before="160"/>
         <w:rPr>
-          <w:rFonts w:ascii="Times New Roman" w:hAnsi="Times New Roman" w:eastAsia="Times New Roman" w:cs="Times New Roman"/>
+          <w:rFonts w:ascii="Times New Roman" w:eastAsia="Times New Roman" w:hAnsi="Times New Roman" w:cs="Times New Roman"/>
         </w:rPr>
       </w:pPr>
     </w:p>
@@ -70,12 +59,12 @@
       <w:tblPr>
         <w:tblW w:w="9360" w:type="dxa"/>
         <w:tblBorders>
-          <w:top w:val="single" w:color="000000" w:sz="4" w:space="0"/>
-          <w:left w:val="single" w:color="000000" w:sz="4" w:space="0"/>
-          <w:bottom w:val="single" w:color="000000" w:sz="4" w:space="0"/>
-          <w:right w:val="single" w:color="000000" w:sz="4" w:space="0"/>
-          <w:insideH w:val="single" w:color="000000" w:sz="4" w:space="0"/>
-          <w:insideV w:val="single" w:color="000000" w:sz="4" w:space="0"/>
+          <w:top w:val="single" w:sz="4" w:space="0" w:color="000000"/>
+          <w:left w:val="single" w:sz="4" w:space="0" w:color="000000"/>
+          <w:bottom w:val="single" w:sz="4" w:space="0" w:color="000000"/>
+          <w:right w:val="single" w:sz="4" w:space="0" w:color="000000"/>
+          <w:insideH w:val="single" w:sz="4" w:space="0" w:color="000000"/>
+          <w:insideV w:val="single" w:sz="4" w:space="0" w:color="000000"/>
         </w:tblBorders>
         <w:tblLayout w:type="fixed"/>
         <w:tblLook w:val="0000" w:firstRow="0" w:lastRow="0" w:firstColumn="0" w:lastColumn="0" w:noHBand="0" w:noVBand="0"/>
@@ -89,12 +78,12 @@
           <w:tcPr>
             <w:tcW w:w="4680" w:type="dxa"/>
             <w:tcBorders>
-              <w:top w:val="single" w:color="CCCCCC" w:sz="4" w:space="0"/>
-              <w:left w:val="single" w:color="CCCCCC" w:sz="4" w:space="0"/>
-              <w:bottom w:val="single" w:color="CCCCCC" w:sz="4" w:space="0"/>
-              <w:right w:val="single" w:color="CCCCCC" w:sz="4" w:space="0"/>
+              <w:top w:val="single" w:sz="4" w:space="0" w:color="CCCCCC"/>
+              <w:left w:val="single" w:sz="4" w:space="0" w:color="CCCCCC"/>
+              <w:bottom w:val="single" w:sz="4" w:space="0" w:color="CCCCCC"/>
+              <w:right w:val="single" w:sz="4" w:space="0" w:color="CCCCCC"/>
             </w:tcBorders>
-            <w:shd w:val="clear" w:color="auto" w:fill="FFFFFF" w:themeFill="background1"/>
+            <w:shd w:val="clear" w:color="auto" w:fill="FFFFFF"/>
             <w:tcMar>
               <w:top w:w="80" w:type="dxa"/>
               <w:left w:w="120" w:type="dxa"/>
@@ -105,12 +94,12 @@
           <w:p>
             <w:pPr>
               <w:rPr>
-                <w:rFonts w:ascii="Times New Roman" w:hAnsi="Times New Roman" w:eastAsia="Times New Roman" w:cs="Times New Roman"/>
+                <w:rFonts w:ascii="Times New Roman" w:eastAsia="Times New Roman" w:hAnsi="Times New Roman" w:cs="Times New Roman"/>
               </w:rPr>
             </w:pPr>
             <w:r>
               <w:rPr>
-                <w:rFonts w:ascii="Times New Roman" w:hAnsi="Times New Roman" w:eastAsia="Times New Roman" w:cs="Times New Roman"/>
+                <w:rFonts w:ascii="Times New Roman" w:eastAsia="Times New Roman" w:hAnsi="Times New Roman" w:cs="Times New Roman"/>
                 <w:b/>
                 <w:bCs/>
                 <w:color w:val="000000"/>
@@ -123,10 +112,10 @@
           <w:tcPr>
             <w:tcW w:w="4680" w:type="dxa"/>
             <w:tcBorders>
-              <w:top w:val="single" w:color="CCCCCC" w:sz="4" w:space="0"/>
-              <w:left w:val="single" w:color="CCCCCC" w:sz="4" w:space="0"/>
-              <w:bottom w:val="single" w:color="CCCCCC" w:sz="4" w:space="0"/>
-              <w:right w:val="single" w:color="CCCCCC" w:sz="4" w:space="0"/>
+              <w:top w:val="single" w:sz="4" w:space="0" w:color="CCCCCC"/>
+              <w:left w:val="single" w:sz="4" w:space="0" w:color="CCCCCC"/>
+              <w:bottom w:val="single" w:sz="4" w:space="0" w:color="CCCCCC"/>
+              <w:right w:val="single" w:sz="4" w:space="0" w:color="CCCCCC"/>
             </w:tcBorders>
             <w:shd w:val="clear" w:color="auto" w:fill="F8F9FA"/>
             <w:tcMar>
@@ -139,12 +128,12 @@
           <w:p>
             <w:pPr>
               <w:rPr>
-                <w:rFonts w:ascii="Times New Roman" w:hAnsi="Times New Roman" w:eastAsia="Times New Roman" w:cs="Times New Roman"/>
+                <w:rFonts w:ascii="Times New Roman" w:eastAsia="Times New Roman" w:hAnsi="Times New Roman" w:cs="Times New Roman"/>
               </w:rPr>
             </w:pPr>
             <w:r>
               <w:rPr>
-                <w:rFonts w:ascii="Times New Roman" w:hAnsi="Times New Roman" w:eastAsia="Times New Roman" w:cs="Times New Roman"/>
+                <w:rFonts w:ascii="Times New Roman" w:eastAsia="Times New Roman" w:hAnsi="Times New Roman" w:cs="Times New Roman"/>
                 <w:color w:val="000000"/>
               </w:rPr>
               <w:t>Peer Tutoring Platform</w:t>
@@ -157,12 +146,12 @@
           <w:tcPr>
             <w:tcW w:w="4680" w:type="dxa"/>
             <w:tcBorders>
-              <w:top w:val="single" w:color="CCCCCC" w:sz="4" w:space="0"/>
-              <w:left w:val="single" w:color="CCCCCC" w:sz="4" w:space="0"/>
-              <w:bottom w:val="single" w:color="CCCCCC" w:sz="4" w:space="0"/>
-              <w:right w:val="single" w:color="CCCCCC" w:sz="4" w:space="0"/>
+              <w:top w:val="single" w:sz="4" w:space="0" w:color="CCCCCC"/>
+              <w:left w:val="single" w:sz="4" w:space="0" w:color="CCCCCC"/>
+              <w:bottom w:val="single" w:sz="4" w:space="0" w:color="CCCCCC"/>
+              <w:right w:val="single" w:sz="4" w:space="0" w:color="CCCCCC"/>
             </w:tcBorders>
-            <w:shd w:val="clear" w:color="auto" w:fill="FFFFFF" w:themeFill="background1"/>
+            <w:shd w:val="clear" w:color="auto" w:fill="FFFFFF"/>
             <w:tcMar>
               <w:top w:w="80" w:type="dxa"/>
               <w:left w:w="120" w:type="dxa"/>
@@ -173,12 +162,12 @@
           <w:p>
             <w:pPr>
               <w:rPr>
-                <w:rFonts w:ascii="Times New Roman" w:hAnsi="Times New Roman" w:eastAsia="Times New Roman" w:cs="Times New Roman"/>
+                <w:rFonts w:ascii="Times New Roman" w:eastAsia="Times New Roman" w:hAnsi="Times New Roman" w:cs="Times New Roman"/>
               </w:rPr>
             </w:pPr>
             <w:r>
               <w:rPr>
-                <w:rFonts w:ascii="Times New Roman" w:hAnsi="Times New Roman" w:eastAsia="Times New Roman" w:cs="Times New Roman"/>
+                <w:rFonts w:ascii="Times New Roman" w:eastAsia="Times New Roman" w:hAnsi="Times New Roman" w:cs="Times New Roman"/>
                 <w:b/>
                 <w:bCs/>
               </w:rPr>
@@ -190,10 +179,10 @@
           <w:tcPr>
             <w:tcW w:w="4680" w:type="dxa"/>
             <w:tcBorders>
-              <w:top w:val="single" w:color="CCCCCC" w:sz="4" w:space="0"/>
-              <w:left w:val="single" w:color="CCCCCC" w:sz="4" w:space="0"/>
-              <w:bottom w:val="single" w:color="CCCCCC" w:sz="4" w:space="0"/>
-              <w:right w:val="single" w:color="CCCCCC" w:sz="4" w:space="0"/>
+              <w:top w:val="single" w:sz="4" w:space="0" w:color="CCCCCC"/>
+              <w:left w:val="single" w:sz="4" w:space="0" w:color="CCCCCC"/>
+              <w:bottom w:val="single" w:sz="4" w:space="0" w:color="CCCCCC"/>
+              <w:right w:val="single" w:sz="4" w:space="0" w:color="CCCCCC"/>
             </w:tcBorders>
             <w:shd w:val="clear" w:color="auto" w:fill="F8F9FA"/>
             <w:tcMar>
@@ -206,41 +195,32 @@
           <w:p>
             <w:pPr>
               <w:rPr>
-                <w:rFonts w:ascii="Times New Roman" w:hAnsi="Times New Roman" w:eastAsia="Times New Roman" w:cs="Times New Roman"/>
+                <w:rFonts w:ascii="Times New Roman" w:eastAsia="Times New Roman" w:hAnsi="Times New Roman" w:cs="Times New Roman"/>
               </w:rPr>
             </w:pPr>
             <w:r>
               <w:rPr>
-                <w:rFonts w:ascii="Times New Roman" w:hAnsi="Times New Roman" w:eastAsia="Times New Roman" w:cs="Times New Roman"/>
+                <w:rFonts w:ascii="Times New Roman" w:eastAsia="Times New Roman" w:hAnsi="Times New Roman" w:cs="Times New Roman"/>
               </w:rPr>
               <w:t>Group 5:</w:t>
             </w:r>
-          </w:p>
-          <w:p>
-            <w:pPr>
-              <w:rPr>
-                <w:rFonts w:ascii="Times New Roman" w:hAnsi="Times New Roman" w:eastAsia="Times New Roman" w:cs="Times New Roman"/>
-              </w:rPr>
-            </w:pPr>
             <w:r>
+              <w:rPr>
+                <w:rFonts w:ascii="Times New Roman" w:eastAsia="Times New Roman" w:hAnsi="Times New Roman" w:cs="Times New Roman"/>
+              </w:rPr>
               <w:br/>
-            </w:r>
-            <w:r>
-              <w:rPr>
-                <w:rFonts w:ascii="Times New Roman" w:hAnsi="Times New Roman" w:eastAsia="Times New Roman" w:cs="Times New Roman"/>
-              </w:rPr>
               <w:t>08331 Thomas Asamba</w:t>
             </w:r>
           </w:p>
           <w:p>
             <w:pPr>
               <w:rPr>
-                <w:rFonts w:ascii="Times New Roman" w:hAnsi="Times New Roman" w:eastAsia="Times New Roman" w:cs="Times New Roman"/>
+                <w:rFonts w:ascii="Times New Roman" w:eastAsia="Times New Roman" w:hAnsi="Times New Roman" w:cs="Times New Roman"/>
               </w:rPr>
             </w:pPr>
             <w:r>
               <w:rPr>
-                <w:rFonts w:ascii="Times New Roman" w:hAnsi="Times New Roman" w:eastAsia="Times New Roman" w:cs="Times New Roman"/>
+                <w:rFonts w:ascii="Times New Roman" w:eastAsia="Times New Roman" w:hAnsi="Times New Roman" w:cs="Times New Roman"/>
               </w:rPr>
               <w:t>224474 Abigail Githeci</w:t>
             </w:r>
@@ -248,59 +228,51 @@
           <w:p>
             <w:pPr>
               <w:rPr>
-                <w:rFonts w:ascii="Times New Roman" w:hAnsi="Times New Roman" w:eastAsia="Times New Roman" w:cs="Times New Roman"/>
+                <w:rFonts w:ascii="Times New Roman" w:eastAsia="Times New Roman" w:hAnsi="Times New Roman" w:cs="Times New Roman"/>
               </w:rPr>
             </w:pPr>
             <w:r>
               <w:rPr>
-                <w:rFonts w:ascii="Times New Roman" w:hAnsi="Times New Roman" w:eastAsia="Times New Roman" w:cs="Times New Roman"/>
+                <w:rFonts w:ascii="Times New Roman" w:eastAsia="Times New Roman" w:hAnsi="Times New Roman" w:cs="Times New Roman"/>
               </w:rPr>
               <w:t xml:space="preserve">151426 </w:t>
             </w:r>
-            <w:proofErr w:type="spellStart"/>
             <w:r>
               <w:rPr>
-                <w:rFonts w:ascii="Times New Roman" w:hAnsi="Times New Roman" w:eastAsia="Times New Roman" w:cs="Times New Roman"/>
-              </w:rPr>
-              <w:t>Keittah</w:t>
-            </w:r>
-            <w:proofErr w:type="spellEnd"/>
-            <w:r>
-              <w:rPr>
-                <w:rFonts w:ascii="Times New Roman" w:hAnsi="Times New Roman" w:eastAsia="Times New Roman" w:cs="Times New Roman"/>
-              </w:rPr>
-              <w:t xml:space="preserve"> Oyunga</w:t>
+                <w:rFonts w:ascii="Times New Roman" w:eastAsia="Times New Roman" w:hAnsi="Times New Roman" w:cs="Times New Roman"/>
+              </w:rPr>
+              <w:t>Keittah Oyunga</w:t>
             </w:r>
           </w:p>
           <w:p>
             <w:pPr>
               <w:rPr>
-                <w:rFonts w:ascii="Times New Roman" w:hAnsi="Times New Roman" w:eastAsia="Times New Roman" w:cs="Times New Roman"/>
+                <w:rFonts w:ascii="Times New Roman" w:eastAsia="Times New Roman" w:hAnsi="Times New Roman" w:cs="Times New Roman"/>
               </w:rPr>
             </w:pPr>
             <w:r>
               <w:rPr>
-                <w:rFonts w:ascii="Times New Roman" w:hAnsi="Times New Roman" w:eastAsia="Times New Roman" w:cs="Times New Roman"/>
+                <w:rFonts w:ascii="Times New Roman" w:eastAsia="Times New Roman" w:hAnsi="Times New Roman" w:cs="Times New Roman"/>
               </w:rPr>
               <w:t>2260</w:t>
             </w:r>
             <w:r>
               <w:rPr>
-                <w:rFonts w:ascii="Times New Roman" w:hAnsi="Times New Roman" w:eastAsia="Times New Roman" w:cs="Times New Roman"/>
+                <w:rFonts w:ascii="Times New Roman" w:eastAsia="Times New Roman" w:hAnsi="Times New Roman" w:cs="Times New Roman"/>
               </w:rPr>
               <w:t xml:space="preserve">76 </w:t>
             </w:r>
             <w:proofErr w:type="spellStart"/>
             <w:r>
               <w:rPr>
-                <w:rFonts w:ascii="Times New Roman" w:hAnsi="Times New Roman" w:eastAsia="Times New Roman" w:cs="Times New Roman"/>
+                <w:rFonts w:ascii="Times New Roman" w:eastAsia="Times New Roman" w:hAnsi="Times New Roman" w:cs="Times New Roman"/>
               </w:rPr>
               <w:t>Mumbya</w:t>
             </w:r>
             <w:proofErr w:type="spellEnd"/>
             <w:r>
               <w:rPr>
-                <w:rFonts w:ascii="Times New Roman" w:hAnsi="Times New Roman" w:eastAsia="Times New Roman" w:cs="Times New Roman"/>
+                <w:rFonts w:ascii="Times New Roman" w:eastAsia="Times New Roman" w:hAnsi="Times New Roman" w:cs="Times New Roman"/>
               </w:rPr>
               <w:t xml:space="preserve"> Lubamba Gloria</w:t>
             </w:r>
@@ -308,18 +280,18 @@
           <w:p>
             <w:pPr>
               <w:rPr>
-                <w:rFonts w:ascii="Times New Roman" w:hAnsi="Times New Roman" w:eastAsia="Times New Roman" w:cs="Times New Roman"/>
+                <w:rFonts w:ascii="Times New Roman" w:eastAsia="Times New Roman" w:hAnsi="Times New Roman" w:cs="Times New Roman"/>
               </w:rPr>
             </w:pPr>
             <w:r>
               <w:rPr>
-                <w:rFonts w:ascii="Times New Roman" w:hAnsi="Times New Roman" w:eastAsia="Times New Roman" w:cs="Times New Roman"/>
+                <w:rFonts w:ascii="Times New Roman" w:eastAsia="Times New Roman" w:hAnsi="Times New Roman" w:cs="Times New Roman"/>
               </w:rPr>
               <w:t xml:space="preserve">166227 </w:t>
             </w:r>
             <w:r>
               <w:rPr>
-                <w:rFonts w:ascii="Times New Roman" w:hAnsi="Times New Roman" w:eastAsia="Times New Roman" w:cs="Times New Roman"/>
+                <w:rFonts w:ascii="Times New Roman" w:eastAsia="Times New Roman" w:hAnsi="Times New Roman" w:cs="Times New Roman"/>
               </w:rPr>
               <w:t>Jack Spencer Odisa</w:t>
             </w:r>
@@ -327,7 +299,7 @@
           <w:p>
             <w:pPr>
               <w:rPr>
-                <w:rFonts w:ascii="Times New Roman" w:hAnsi="Times New Roman" w:eastAsia="Times New Roman" w:cs="Times New Roman"/>
+                <w:rFonts w:ascii="Times New Roman" w:eastAsia="Times New Roman" w:hAnsi="Times New Roman" w:cs="Times New Roman"/>
               </w:rPr>
             </w:pPr>
           </w:p>
@@ -347,7 +319,7 @@
         <w:spacing w:before="1440" w:after="200"/>
         <w:jc w:val="center"/>
         <w:rPr>
-          <w:rFonts w:ascii="Times New Roman" w:hAnsi="Times New Roman" w:eastAsia="Times New Roman" w:cs="Times New Roman"/>
+          <w:rFonts w:ascii="Times New Roman" w:eastAsia="Times New Roman" w:hAnsi="Times New Roman" w:cs="Times New Roman"/>
           <w:b/>
           <w:bCs/>
           <w:color w:val="215E99" w:themeColor="text2" w:themeTint="BF"/>
@@ -361,7 +333,7 @@
         <w:spacing w:before="1440" w:after="200"/>
         <w:jc w:val="center"/>
         <w:rPr>
-          <w:rFonts w:ascii="Times New Roman" w:hAnsi="Times New Roman" w:eastAsia="Times New Roman" w:cs="Times New Roman"/>
+          <w:rFonts w:ascii="Times New Roman" w:eastAsia="Times New Roman" w:hAnsi="Times New Roman" w:cs="Times New Roman"/>
           <w:b/>
           <w:bCs/>
           <w:color w:val="215E99" w:themeColor="text2" w:themeTint="BF"/>
@@ -375,7 +347,7 @@
         <w:spacing w:before="1440" w:after="200"/>
         <w:jc w:val="center"/>
         <w:rPr>
-          <w:rFonts w:ascii="Times New Roman" w:hAnsi="Times New Roman" w:eastAsia="Times New Roman" w:cs="Times New Roman"/>
+          <w:rFonts w:ascii="Times New Roman" w:eastAsia="Times New Roman" w:hAnsi="Times New Roman" w:cs="Times New Roman"/>
           <w:b/>
           <w:bCs/>
           <w:color w:val="215E99" w:themeColor="text2" w:themeTint="BF"/>
@@ -387,61 +359,58 @@
     <w:p>
       <w:pPr>
         <w:spacing w:line="278" w:lineRule="auto"/>
-        <w:rPr>
-          <w:rFonts w:ascii="Times New Roman" w:hAnsi="Times New Roman" w:eastAsia="Times New Roman" w:cs="Times New Roman"/>
+        <w:jc w:val="center"/>
+        <w:rPr>
+          <w:rFonts w:ascii="Times New Roman" w:eastAsia="Times New Roman" w:hAnsi="Times New Roman" w:cs="Times New Roman"/>
+          <w:b/>
+          <w:bCs/>
+          <w:color w:val="215E99" w:themeColor="text2" w:themeTint="BF"/>
+          <w:sz w:val="32"/>
+          <w:szCs w:val="32"/>
+          <w:u w:val="single"/>
+        </w:rPr>
+      </w:pPr>
+      <w:r>
+        <w:rPr>
+          <w:rFonts w:ascii="Times New Roman" w:eastAsia="Times New Roman" w:hAnsi="Times New Roman" w:cs="Times New Roman"/>
           <w:b/>
           <w:bCs/>
           <w:color w:val="215E99" w:themeColor="text2" w:themeTint="BF"/>
           <w:sz w:val="36"/>
           <w:szCs w:val="36"/>
         </w:rPr>
-      </w:pPr>
-      <w:r>
-        <w:rPr>
-          <w:rFonts w:ascii="Times New Roman" w:hAnsi="Times New Roman" w:eastAsia="Times New Roman" w:cs="Times New Roman"/>
+        <w:br w:type="page"/>
+      </w:r>
+      <w:r>
+        <w:rPr>
+          <w:rFonts w:ascii="Times New Roman" w:eastAsia="Times New Roman" w:hAnsi="Times New Roman" w:cs="Times New Roman"/>
           <w:b/>
           <w:bCs/>
           <w:color w:val="215E99" w:themeColor="text2" w:themeTint="BF"/>
-          <w:sz w:val="36"/>
-          <w:szCs w:val="36"/>
-        </w:rPr>
-        <w:br w:type="page"/>
+          <w:sz w:val="32"/>
+          <w:szCs w:val="32"/>
+          <w:u w:val="single"/>
+        </w:rPr>
+        <w:lastRenderedPageBreak/>
+        <w:t>PART A: PROJECT OVERVIEW</w:t>
       </w:r>
     </w:p>
     <w:p>
       <w:pPr>
-        <w:pStyle w:val="Heading1"/>
-        <w:spacing w:after="200"/>
-        <w:ind w:left="720" w:firstLine="720"/>
-        <w:rPr>
-          <w:rFonts w:ascii="Times New Roman" w:hAnsi="Times New Roman" w:eastAsia="Times New Roman" w:cs="Times New Roman"/>
-          <w:color w:val="215E99" w:themeColor="text2" w:themeTint="BF"/>
-        </w:rPr>
-      </w:pPr>
-      <w:r>
-        <w:rPr>
-          <w:rFonts w:ascii="Times New Roman" w:hAnsi="Times New Roman" w:eastAsia="Times New Roman" w:cs="Times New Roman"/>
-          <w:color w:val="215E99" w:themeColor="text2" w:themeTint="BF"/>
-        </w:rPr>
-        <w:t>PART A: PROJECT OVERVIEW</w:t>
-      </w:r>
+        <w:pBdr>
+          <w:bottom w:val="single" w:sz="4" w:space="1" w:color="2E4A7A"/>
+        </w:pBdr>
+        <w:spacing w:before="160"/>
+        <w:rPr>
+          <w:rFonts w:ascii="Times New Roman" w:eastAsia="Times New Roman" w:hAnsi="Times New Roman" w:cs="Times New Roman"/>
+        </w:rPr>
+      </w:pPr>
     </w:p>
     <w:p>
       <w:pPr>
-        <w:pBdr>
-          <w:bottom w:val="single" w:color="2E4A7A" w:sz="4" w:space="1"/>
-        </w:pBdr>
-        <w:spacing w:before="160"/>
-        <w:rPr>
-          <w:rFonts w:ascii="Times New Roman" w:hAnsi="Times New Roman" w:eastAsia="Times New Roman" w:cs="Times New Roman"/>
-        </w:rPr>
-      </w:pPr>
-    </w:p>
-    <w:p>
-      <w:pPr>
         <w:pStyle w:val="Heading2"/>
         <w:rPr>
-          <w:rFonts w:ascii="Times New Roman" w:hAnsi="Times New Roman" w:eastAsia="Times New Roman" w:cs="Times New Roman"/>
+          <w:rFonts w:ascii="Times New Roman" w:eastAsia="Times New Roman" w:hAnsi="Times New Roman" w:cs="Times New Roman"/>
           <w:color w:val="1A5276"/>
           <w:sz w:val="24"/>
           <w:szCs w:val="24"/>
@@ -449,39 +418,12 @@
       </w:pPr>
       <w:r>
         <w:rPr>
-          <w:rFonts w:ascii="Times New Roman" w:hAnsi="Times New Roman" w:eastAsia="Times New Roman" w:cs="Times New Roman"/>
+          <w:rFonts w:ascii="Times New Roman" w:eastAsia="Times New Roman" w:hAnsi="Times New Roman" w:cs="Times New Roman"/>
           <w:color w:val="1A5276"/>
           <w:sz w:val="24"/>
           <w:szCs w:val="24"/>
         </w:rPr>
-        <w:t xml:space="preserve">PART </w:t>
-      </w:r>
-      <w:r>
-        <w:rPr>
-          <w:rFonts w:ascii="Times New Roman" w:hAnsi="Times New Roman" w:eastAsia="Times New Roman" w:cs="Times New Roman"/>
-          <w:color w:val="1A5276"/>
-          <w:sz w:val="24"/>
-          <w:szCs w:val="24"/>
-        </w:rPr>
-        <w:t>A</w:t>
-      </w:r>
-      <w:r>
-        <w:rPr>
-          <w:rFonts w:ascii="Times New Roman" w:hAnsi="Times New Roman" w:eastAsia="Times New Roman" w:cs="Times New Roman"/>
-          <w:color w:val="1A5276"/>
-          <w:sz w:val="24"/>
-          <w:szCs w:val="24"/>
-        </w:rPr>
-        <w:t>-</w:t>
-      </w:r>
-      <w:r>
-        <w:rPr>
-          <w:rFonts w:ascii="Times New Roman" w:hAnsi="Times New Roman" w:eastAsia="Times New Roman" w:cs="Times New Roman"/>
-          <w:color w:val="1A5276"/>
-          <w:sz w:val="24"/>
-          <w:szCs w:val="24"/>
-        </w:rPr>
-        <w:t xml:space="preserve">1. Project Idea Definition </w:t>
+        <w:t xml:space="preserve">A1. Project Idea Definition </w:t>
       </w:r>
     </w:p>
     <w:p>
@@ -504,7 +446,7 @@
       </w:r>
     </w:p>
     <w:p>
-      <w:bookmarkStart w:name="_heading=h.9qolnzruozpp" w:colFirst="0" w:colLast="0" w:id="0"/>
+      <w:bookmarkStart w:id="0" w:name="_heading=h.9qolnzruozpp" w:colFirst="0" w:colLast="0"/>
       <w:bookmarkEnd w:id="0"/>
       <w:r>
         <w:t xml:space="preserve">The proposed system is a Peer Tutoring Platform </w:t>
@@ -901,46 +843,19 @@
       <w:pPr>
         <w:pStyle w:val="Heading2"/>
         <w:rPr>
-          <w:rFonts w:ascii="Times New Roman" w:hAnsi="Times New Roman" w:eastAsia="Times New Roman" w:cs="Times New Roman"/>
+          <w:rFonts w:ascii="Times New Roman" w:eastAsia="Times New Roman" w:hAnsi="Times New Roman" w:cs="Times New Roman"/>
           <w:sz w:val="24"/>
           <w:szCs w:val="24"/>
         </w:rPr>
       </w:pPr>
       <w:r>
         <w:rPr>
-          <w:rFonts w:ascii="Times New Roman" w:hAnsi="Times New Roman" w:eastAsia="Times New Roman" w:cs="Times New Roman"/>
+          <w:rFonts w:ascii="Times New Roman" w:eastAsia="Times New Roman" w:hAnsi="Times New Roman" w:cs="Times New Roman"/>
           <w:color w:val="1A5276"/>
           <w:sz w:val="24"/>
           <w:szCs w:val="24"/>
         </w:rPr>
-        <w:t xml:space="preserve">PART </w:t>
-      </w:r>
-      <w:r>
-        <w:rPr>
-          <w:rFonts w:ascii="Times New Roman" w:hAnsi="Times New Roman" w:eastAsia="Times New Roman" w:cs="Times New Roman"/>
-          <w:color w:val="1A5276"/>
-          <w:sz w:val="24"/>
-          <w:szCs w:val="24"/>
-        </w:rPr>
-        <w:t>A</w:t>
-      </w:r>
-      <w:r>
-        <w:rPr>
-          <w:rFonts w:ascii="Times New Roman" w:hAnsi="Times New Roman" w:eastAsia="Times New Roman" w:cs="Times New Roman"/>
-          <w:color w:val="1A5276"/>
-          <w:sz w:val="24"/>
-          <w:szCs w:val="24"/>
-        </w:rPr>
-        <w:t>-</w:t>
-      </w:r>
-      <w:r>
-        <w:rPr>
-          <w:rFonts w:ascii="Times New Roman" w:hAnsi="Times New Roman" w:eastAsia="Times New Roman" w:cs="Times New Roman"/>
-          <w:color w:val="1A5276"/>
-          <w:sz w:val="24"/>
-          <w:szCs w:val="24"/>
-        </w:rPr>
-        <w:t>2. Scope and Objectives</w:t>
+        <w:t>A2. Scope and Objectives [6 marks]</w:t>
       </w:r>
     </w:p>
     <w:p>
@@ -948,18 +863,18 @@
         <w:pStyle w:val="Heading3"/>
         <w:spacing w:before="200" w:after="80"/>
         <w:rPr>
-          <w:rFonts w:ascii="Times New Roman" w:hAnsi="Times New Roman" w:eastAsia="Times New Roman" w:cs="Times New Roman"/>
+          <w:rFonts w:ascii="Times New Roman" w:eastAsia="Times New Roman" w:hAnsi="Times New Roman" w:cs="Times New Roman"/>
           <w:b/>
           <w:bCs/>
           <w:color w:val="215E99" w:themeColor="text2" w:themeTint="BF"/>
           <w:u w:val="single"/>
         </w:rPr>
       </w:pPr>
-      <w:bookmarkStart w:name="_heading=h.4dj6sgksfem0" w:colFirst="0" w:colLast="0" w:id="1"/>
+      <w:bookmarkStart w:id="1" w:name="_heading=h.4dj6sgksfem0" w:colFirst="0" w:colLast="0"/>
       <w:bookmarkEnd w:id="1"/>
       <w:r>
         <w:rPr>
-          <w:rFonts w:ascii="Times New Roman" w:hAnsi="Times New Roman" w:eastAsia="Times New Roman" w:cs="Times New Roman"/>
+          <w:rFonts w:ascii="Times New Roman" w:eastAsia="Times New Roman" w:hAnsi="Times New Roman" w:cs="Times New Roman"/>
           <w:b/>
           <w:bCs/>
           <w:color w:val="215E99" w:themeColor="text2" w:themeTint="BF"/>
@@ -972,14 +887,14 @@
       <w:pPr>
         <w:spacing w:before="240" w:after="240" w:line="276" w:lineRule="auto"/>
         <w:rPr>
-          <w:rFonts w:ascii="Times New Roman" w:hAnsi="Times New Roman" w:eastAsia="Times New Roman" w:cs="Times New Roman"/>
+          <w:rFonts w:ascii="Times New Roman" w:eastAsia="Times New Roman" w:hAnsi="Times New Roman" w:cs="Times New Roman"/>
           <w:sz w:val="24"/>
           <w:szCs w:val="24"/>
         </w:rPr>
       </w:pPr>
       <w:r>
         <w:rPr>
-          <w:rFonts w:ascii="Times New Roman" w:hAnsi="Times New Roman" w:eastAsia="Times New Roman" w:cs="Times New Roman"/>
+          <w:rFonts w:ascii="Times New Roman" w:eastAsia="Times New Roman" w:hAnsi="Times New Roman" w:cs="Times New Roman"/>
           <w:sz w:val="24"/>
           <w:szCs w:val="24"/>
         </w:rPr>
@@ -990,14 +905,14 @@
       <w:pPr>
         <w:spacing w:before="80" w:after="80"/>
         <w:rPr>
-          <w:rFonts w:ascii="Times New Roman" w:hAnsi="Times New Roman" w:eastAsia="Times New Roman" w:cs="Times New Roman"/>
+          <w:rFonts w:ascii="Times New Roman" w:eastAsia="Times New Roman" w:hAnsi="Times New Roman" w:cs="Times New Roman"/>
           <w:sz w:val="24"/>
           <w:szCs w:val="24"/>
         </w:rPr>
       </w:pPr>
       <w:r>
         <w:rPr>
-          <w:rFonts w:ascii="Times New Roman" w:hAnsi="Times New Roman" w:eastAsia="Times New Roman" w:cs="Times New Roman"/>
+          <w:rFonts w:ascii="Times New Roman" w:eastAsia="Times New Roman" w:hAnsi="Times New Roman" w:cs="Times New Roman"/>
           <w:sz w:val="24"/>
           <w:szCs w:val="24"/>
         </w:rPr>
@@ -1012,14 +927,14 @@
         </w:numPr>
         <w:spacing w:before="240" w:after="0" w:line="276" w:lineRule="auto"/>
         <w:rPr>
-          <w:rFonts w:ascii="Times New Roman" w:hAnsi="Times New Roman" w:eastAsia="Times New Roman" w:cs="Times New Roman"/>
+          <w:rFonts w:ascii="Times New Roman" w:eastAsia="Times New Roman" w:hAnsi="Times New Roman" w:cs="Times New Roman"/>
           <w:sz w:val="24"/>
           <w:szCs w:val="24"/>
         </w:rPr>
       </w:pPr>
       <w:r>
         <w:rPr>
-          <w:rFonts w:ascii="Times New Roman" w:hAnsi="Times New Roman" w:eastAsia="Times New Roman" w:cs="Times New Roman"/>
+          <w:rFonts w:ascii="Times New Roman" w:eastAsia="Times New Roman" w:hAnsi="Times New Roman" w:cs="Times New Roman"/>
           <w:sz w:val="24"/>
           <w:szCs w:val="24"/>
         </w:rPr>
@@ -1039,7 +954,7 @@
       </w:pPr>
       <w:r>
         <w:rPr>
-          <w:rFonts w:ascii="Times New Roman" w:hAnsi="Times New Roman" w:eastAsia="Times New Roman" w:cs="Times New Roman"/>
+          <w:rFonts w:ascii="Times New Roman" w:eastAsia="Times New Roman" w:hAnsi="Times New Roman" w:cs="Times New Roman"/>
           <w:sz w:val="24"/>
           <w:szCs w:val="24"/>
         </w:rPr>
@@ -1059,7 +974,7 @@
       </w:pPr>
       <w:r>
         <w:rPr>
-          <w:rFonts w:ascii="Times New Roman" w:hAnsi="Times New Roman" w:eastAsia="Times New Roman" w:cs="Times New Roman"/>
+          <w:rFonts w:ascii="Times New Roman" w:eastAsia="Times New Roman" w:hAnsi="Times New Roman" w:cs="Times New Roman"/>
           <w:sz w:val="24"/>
           <w:szCs w:val="24"/>
         </w:rPr>
@@ -1079,7 +994,7 @@
       </w:pPr>
       <w:r>
         <w:rPr>
-          <w:rFonts w:ascii="Times New Roman" w:hAnsi="Times New Roman" w:eastAsia="Times New Roman" w:cs="Times New Roman"/>
+          <w:rFonts w:ascii="Times New Roman" w:eastAsia="Times New Roman" w:hAnsi="Times New Roman" w:cs="Times New Roman"/>
           <w:sz w:val="24"/>
           <w:szCs w:val="24"/>
         </w:rPr>
@@ -1099,7 +1014,7 @@
       </w:pPr>
       <w:r>
         <w:rPr>
-          <w:rFonts w:ascii="Times New Roman" w:hAnsi="Times New Roman" w:eastAsia="Times New Roman" w:cs="Times New Roman"/>
+          <w:rFonts w:ascii="Times New Roman" w:eastAsia="Times New Roman" w:hAnsi="Times New Roman" w:cs="Times New Roman"/>
           <w:sz w:val="24"/>
           <w:szCs w:val="24"/>
         </w:rPr>
@@ -1119,16 +1034,17 @@
       </w:pPr>
       <w:r>
         <w:rPr>
-          <w:rFonts w:ascii="Times New Roman" w:hAnsi="Times New Roman" w:eastAsia="Times New Roman" w:cs="Times New Roman"/>
+          <w:rFonts w:ascii="Times New Roman" w:eastAsia="Times New Roman" w:hAnsi="Times New Roman" w:cs="Times New Roman"/>
           <w:sz w:val="24"/>
           <w:szCs w:val="24"/>
         </w:rPr>
+        <w:lastRenderedPageBreak/>
         <w:t xml:space="preserve">Maintaining subject and </w:t>
       </w:r>
       <w:proofErr w:type="gramStart"/>
       <w:r>
         <w:rPr>
-          <w:rFonts w:ascii="Times New Roman" w:hAnsi="Times New Roman" w:eastAsia="Times New Roman" w:cs="Times New Roman"/>
+          <w:rFonts w:ascii="Times New Roman" w:eastAsia="Times New Roman" w:hAnsi="Times New Roman" w:cs="Times New Roman"/>
           <w:sz w:val="24"/>
           <w:szCs w:val="24"/>
         </w:rPr>
@@ -1137,7 +1053,7 @@
       <w:proofErr w:type="gramEnd"/>
       <w:r>
         <w:rPr>
-          <w:rFonts w:ascii="Times New Roman" w:hAnsi="Times New Roman" w:eastAsia="Times New Roman" w:cs="Times New Roman"/>
+          <w:rFonts w:ascii="Times New Roman" w:eastAsia="Times New Roman" w:hAnsi="Times New Roman" w:cs="Times New Roman"/>
           <w:sz w:val="24"/>
           <w:szCs w:val="24"/>
         </w:rPr>
@@ -1145,7 +1061,7 @@
       </w:r>
       <w:r>
         <w:rPr>
-          <w:rFonts w:ascii="Times New Roman" w:hAnsi="Times New Roman" w:eastAsia="Times New Roman" w:cs="Times New Roman"/>
+          <w:rFonts w:ascii="Times New Roman" w:eastAsia="Times New Roman" w:hAnsi="Times New Roman" w:cs="Times New Roman"/>
           <w:sz w:val="24"/>
           <w:szCs w:val="24"/>
         </w:rPr>
@@ -1388,60 +1304,33 @@
       <w:pPr>
         <w:pStyle w:val="Heading2"/>
         <w:rPr>
-          <w:rFonts w:ascii="Times New Roman" w:hAnsi="Times New Roman" w:eastAsia="Times New Roman" w:cs="Times New Roman"/>
+          <w:rFonts w:ascii="Times New Roman" w:eastAsia="Times New Roman" w:hAnsi="Times New Roman" w:cs="Times New Roman"/>
           <w:sz w:val="24"/>
           <w:szCs w:val="24"/>
         </w:rPr>
       </w:pPr>
       <w:r>
         <w:rPr>
-          <w:rFonts w:ascii="Times New Roman" w:hAnsi="Times New Roman" w:eastAsia="Times New Roman" w:cs="Times New Roman"/>
+          <w:rFonts w:ascii="Times New Roman" w:eastAsia="Times New Roman" w:hAnsi="Times New Roman" w:cs="Times New Roman"/>
           <w:color w:val="1A5276"/>
           <w:sz w:val="24"/>
           <w:szCs w:val="24"/>
         </w:rPr>
-        <w:t xml:space="preserve">PART </w:t>
-      </w:r>
-      <w:r>
-        <w:rPr>
-          <w:rFonts w:ascii="Times New Roman" w:hAnsi="Times New Roman" w:eastAsia="Times New Roman" w:cs="Times New Roman"/>
-          <w:color w:val="1A5276"/>
+        <w:t>A3. Stakeholders [6 marks]</w:t>
+      </w:r>
+    </w:p>
+    <w:p>
+      <w:pPr>
+        <w:spacing w:before="240" w:after="240" w:line="276" w:lineRule="auto"/>
+        <w:rPr>
+          <w:rFonts w:ascii="Times New Roman" w:eastAsia="Times New Roman" w:hAnsi="Times New Roman" w:cs="Times New Roman"/>
           <w:sz w:val="24"/>
           <w:szCs w:val="24"/>
         </w:rPr>
-        <w:t>A</w:t>
-      </w:r>
-      <w:r>
-        <w:rPr>
-          <w:rFonts w:ascii="Times New Roman" w:hAnsi="Times New Roman" w:eastAsia="Times New Roman" w:cs="Times New Roman"/>
-          <w:color w:val="1A5276"/>
-          <w:sz w:val="24"/>
-          <w:szCs w:val="24"/>
-        </w:rPr>
-        <w:t>-</w:t>
-      </w:r>
-      <w:r>
-        <w:rPr>
-          <w:rFonts w:ascii="Times New Roman" w:hAnsi="Times New Roman" w:eastAsia="Times New Roman" w:cs="Times New Roman"/>
-          <w:color w:val="1A5276"/>
-          <w:sz w:val="24"/>
-          <w:szCs w:val="24"/>
-        </w:rPr>
-        <w:t>3. Stakeholders</w:t>
-      </w:r>
-    </w:p>
-    <w:p>
-      <w:pPr>
-        <w:spacing w:before="240" w:after="240" w:line="276" w:lineRule="auto"/>
-        <w:rPr>
-          <w:rFonts w:ascii="Times New Roman" w:hAnsi="Times New Roman" w:eastAsia="Times New Roman" w:cs="Times New Roman"/>
-          <w:sz w:val="24"/>
-          <w:szCs w:val="24"/>
-        </w:rPr>
-      </w:pPr>
-      <w:r>
-        <w:rPr>
-          <w:rFonts w:ascii="Times New Roman" w:hAnsi="Times New Roman" w:eastAsia="Times New Roman" w:cs="Times New Roman"/>
+      </w:pPr>
+      <w:r>
+        <w:rPr>
+          <w:rFonts w:ascii="Times New Roman" w:eastAsia="Times New Roman" w:hAnsi="Times New Roman" w:cs="Times New Roman"/>
           <w:sz w:val="24"/>
           <w:szCs w:val="24"/>
         </w:rPr>
@@ -1452,12 +1341,12 @@
       <w:tblPr>
         <w:tblW w:w="9360" w:type="dxa"/>
         <w:tblBorders>
-          <w:top w:val="single" w:color="000000" w:sz="4" w:space="0"/>
-          <w:left w:val="single" w:color="000000" w:sz="4" w:space="0"/>
-          <w:bottom w:val="single" w:color="000000" w:sz="4" w:space="0"/>
-          <w:right w:val="single" w:color="000000" w:sz="4" w:space="0"/>
-          <w:insideH w:val="single" w:color="000000" w:sz="4" w:space="0"/>
-          <w:insideV w:val="single" w:color="000000" w:sz="4" w:space="0"/>
+          <w:top w:val="single" w:sz="4" w:space="0" w:color="000000"/>
+          <w:left w:val="single" w:sz="4" w:space="0" w:color="000000"/>
+          <w:bottom w:val="single" w:sz="4" w:space="0" w:color="000000"/>
+          <w:right w:val="single" w:sz="4" w:space="0" w:color="000000"/>
+          <w:insideH w:val="single" w:sz="4" w:space="0" w:color="000000"/>
+          <w:insideV w:val="single" w:sz="4" w:space="0" w:color="000000"/>
         </w:tblBorders>
         <w:tblLayout w:type="fixed"/>
         <w:tblLook w:val="0000" w:firstRow="0" w:lastRow="0" w:firstColumn="0" w:lastColumn="0" w:noHBand="0" w:noVBand="0"/>
@@ -1472,10 +1361,10 @@
           <w:tcPr>
             <w:tcW w:w="2200" w:type="dxa"/>
             <w:tcBorders>
-              <w:top w:val="single" w:color="2E4A7A" w:sz="4" w:space="0"/>
-              <w:left w:val="single" w:color="2E4A7A" w:sz="4" w:space="0"/>
-              <w:bottom w:val="single" w:color="2E4A7A" w:sz="4" w:space="0"/>
-              <w:right w:val="single" w:color="2E4A7A" w:sz="4" w:space="0"/>
+              <w:top w:val="single" w:sz="4" w:space="0" w:color="2E4A7A"/>
+              <w:left w:val="single" w:sz="4" w:space="0" w:color="2E4A7A"/>
+              <w:bottom w:val="single" w:sz="4" w:space="0" w:color="2E4A7A"/>
+              <w:right w:val="single" w:sz="4" w:space="0" w:color="2E4A7A"/>
             </w:tcBorders>
             <w:shd w:val="clear" w:color="auto" w:fill="2E4A7A"/>
             <w:tcMar>
@@ -1488,14 +1377,14 @@
           <w:p>
             <w:pPr>
               <w:rPr>
-                <w:rFonts w:ascii="Times New Roman" w:hAnsi="Times New Roman" w:eastAsia="Times New Roman" w:cs="Times New Roman"/>
+                <w:rFonts w:ascii="Times New Roman" w:eastAsia="Times New Roman" w:hAnsi="Times New Roman" w:cs="Times New Roman"/>
                 <w:sz w:val="24"/>
                 <w:szCs w:val="24"/>
               </w:rPr>
             </w:pPr>
             <w:r>
               <w:rPr>
-                <w:rFonts w:ascii="Times New Roman" w:hAnsi="Times New Roman" w:eastAsia="Times New Roman" w:cs="Times New Roman"/>
+                <w:rFonts w:ascii="Times New Roman" w:eastAsia="Times New Roman" w:hAnsi="Times New Roman" w:cs="Times New Roman"/>
                 <w:b/>
                 <w:bCs/>
                 <w:color w:val="FFFFFF"/>
@@ -1510,10 +1399,10 @@
           <w:tcPr>
             <w:tcW w:w="3000" w:type="dxa"/>
             <w:tcBorders>
-              <w:top w:val="single" w:color="2E4A7A" w:sz="4" w:space="0"/>
-              <w:left w:val="single" w:color="2E4A7A" w:sz="4" w:space="0"/>
-              <w:bottom w:val="single" w:color="2E4A7A" w:sz="4" w:space="0"/>
-              <w:right w:val="single" w:color="2E4A7A" w:sz="4" w:space="0"/>
+              <w:top w:val="single" w:sz="4" w:space="0" w:color="2E4A7A"/>
+              <w:left w:val="single" w:sz="4" w:space="0" w:color="2E4A7A"/>
+              <w:bottom w:val="single" w:sz="4" w:space="0" w:color="2E4A7A"/>
+              <w:right w:val="single" w:sz="4" w:space="0" w:color="2E4A7A"/>
             </w:tcBorders>
             <w:shd w:val="clear" w:color="auto" w:fill="2E4A7A"/>
             <w:tcMar>
@@ -1526,14 +1415,14 @@
           <w:p>
             <w:pPr>
               <w:rPr>
-                <w:rFonts w:ascii="Times New Roman" w:hAnsi="Times New Roman" w:eastAsia="Times New Roman" w:cs="Times New Roman"/>
+                <w:rFonts w:ascii="Times New Roman" w:eastAsia="Times New Roman" w:hAnsi="Times New Roman" w:cs="Times New Roman"/>
                 <w:sz w:val="24"/>
                 <w:szCs w:val="24"/>
               </w:rPr>
             </w:pPr>
             <w:r>
               <w:rPr>
-                <w:rFonts w:ascii="Times New Roman" w:hAnsi="Times New Roman" w:eastAsia="Times New Roman" w:cs="Times New Roman"/>
+                <w:rFonts w:ascii="Times New Roman" w:eastAsia="Times New Roman" w:hAnsi="Times New Roman" w:cs="Times New Roman"/>
                 <w:b/>
                 <w:bCs/>
                 <w:color w:val="FFFFFF"/>
@@ -1548,10 +1437,10 @@
           <w:tcPr>
             <w:tcW w:w="4160" w:type="dxa"/>
             <w:tcBorders>
-              <w:top w:val="single" w:color="2E4A7A" w:sz="4" w:space="0"/>
-              <w:left w:val="single" w:color="2E4A7A" w:sz="4" w:space="0"/>
-              <w:bottom w:val="single" w:color="2E4A7A" w:sz="4" w:space="0"/>
-              <w:right w:val="single" w:color="2E4A7A" w:sz="4" w:space="0"/>
+              <w:top w:val="single" w:sz="4" w:space="0" w:color="2E4A7A"/>
+              <w:left w:val="single" w:sz="4" w:space="0" w:color="2E4A7A"/>
+              <w:bottom w:val="single" w:sz="4" w:space="0" w:color="2E4A7A"/>
+              <w:right w:val="single" w:sz="4" w:space="0" w:color="2E4A7A"/>
             </w:tcBorders>
             <w:shd w:val="clear" w:color="auto" w:fill="2E4A7A"/>
             <w:tcMar>
@@ -1564,14 +1453,14 @@
           <w:p>
             <w:pPr>
               <w:rPr>
-                <w:rFonts w:ascii="Times New Roman" w:hAnsi="Times New Roman" w:eastAsia="Times New Roman" w:cs="Times New Roman"/>
+                <w:rFonts w:ascii="Times New Roman" w:eastAsia="Times New Roman" w:hAnsi="Times New Roman" w:cs="Times New Roman"/>
                 <w:sz w:val="24"/>
                 <w:szCs w:val="24"/>
               </w:rPr>
             </w:pPr>
             <w:r>
               <w:rPr>
-                <w:rFonts w:ascii="Times New Roman" w:hAnsi="Times New Roman" w:eastAsia="Times New Roman" w:cs="Times New Roman"/>
+                <w:rFonts w:ascii="Times New Roman" w:eastAsia="Times New Roman" w:hAnsi="Times New Roman" w:cs="Times New Roman"/>
                 <w:b/>
                 <w:bCs/>
                 <w:color w:val="FFFFFF"/>
@@ -1588,10 +1477,10 @@
           <w:tcPr>
             <w:tcW w:w="2200" w:type="dxa"/>
             <w:tcBorders>
-              <w:top w:val="single" w:color="CCCCCC" w:sz="4" w:space="0"/>
-              <w:left w:val="single" w:color="CCCCCC" w:sz="4" w:space="0"/>
-              <w:bottom w:val="single" w:color="CCCCCC" w:sz="4" w:space="0"/>
-              <w:right w:val="single" w:color="CCCCCC" w:sz="4" w:space="0"/>
+              <w:top w:val="single" w:sz="4" w:space="0" w:color="CCCCCC"/>
+              <w:left w:val="single" w:sz="4" w:space="0" w:color="CCCCCC"/>
+              <w:bottom w:val="single" w:sz="4" w:space="0" w:color="CCCCCC"/>
+              <w:right w:val="single" w:sz="4" w:space="0" w:color="CCCCCC"/>
             </w:tcBorders>
             <w:shd w:val="clear" w:color="auto" w:fill="EBF5FB"/>
             <w:tcMar>
@@ -1604,14 +1493,14 @@
           <w:p>
             <w:pPr>
               <w:rPr>
-                <w:rFonts w:ascii="Times New Roman" w:hAnsi="Times New Roman" w:eastAsia="Times New Roman" w:cs="Times New Roman"/>
+                <w:rFonts w:ascii="Times New Roman" w:eastAsia="Times New Roman" w:hAnsi="Times New Roman" w:cs="Times New Roman"/>
                 <w:sz w:val="24"/>
                 <w:szCs w:val="24"/>
               </w:rPr>
             </w:pPr>
             <w:r>
               <w:rPr>
-                <w:rFonts w:ascii="Times New Roman" w:hAnsi="Times New Roman" w:eastAsia="Times New Roman" w:cs="Times New Roman"/>
+                <w:rFonts w:ascii="Times New Roman" w:eastAsia="Times New Roman" w:hAnsi="Times New Roman" w:cs="Times New Roman"/>
                 <w:sz w:val="24"/>
                 <w:szCs w:val="24"/>
               </w:rPr>
@@ -1623,10 +1512,10 @@
           <w:tcPr>
             <w:tcW w:w="3000" w:type="dxa"/>
             <w:tcBorders>
-              <w:top w:val="single" w:color="CCCCCC" w:sz="4" w:space="0"/>
-              <w:left w:val="single" w:color="CCCCCC" w:sz="4" w:space="0"/>
-              <w:bottom w:val="single" w:color="CCCCCC" w:sz="4" w:space="0"/>
-              <w:right w:val="single" w:color="CCCCCC" w:sz="4" w:space="0"/>
+              <w:top w:val="single" w:sz="4" w:space="0" w:color="CCCCCC"/>
+              <w:left w:val="single" w:sz="4" w:space="0" w:color="CCCCCC"/>
+              <w:bottom w:val="single" w:sz="4" w:space="0" w:color="CCCCCC"/>
+              <w:right w:val="single" w:sz="4" w:space="0" w:color="CCCCCC"/>
             </w:tcBorders>
             <w:shd w:val="clear" w:color="auto" w:fill="FFFFFF"/>
             <w:tcMar>
@@ -1639,14 +1528,14 @@
           <w:p>
             <w:pPr>
               <w:rPr>
-                <w:rFonts w:ascii="Times New Roman" w:hAnsi="Times New Roman" w:eastAsia="Times New Roman" w:cs="Times New Roman"/>
+                <w:rFonts w:ascii="Times New Roman" w:eastAsia="Times New Roman" w:hAnsi="Times New Roman" w:cs="Times New Roman"/>
                 <w:sz w:val="24"/>
                 <w:szCs w:val="24"/>
               </w:rPr>
             </w:pPr>
             <w:r>
               <w:rPr>
-                <w:rFonts w:ascii="Times New Roman" w:hAnsi="Times New Roman" w:eastAsia="Times New Roman" w:cs="Times New Roman"/>
+                <w:rFonts w:ascii="Times New Roman" w:eastAsia="Times New Roman" w:hAnsi="Times New Roman" w:cs="Times New Roman"/>
                 <w:sz w:val="24"/>
                 <w:szCs w:val="24"/>
               </w:rPr>
@@ -1654,7 +1543,7 @@
             </w:r>
             <w:r>
               <w:rPr>
-                <w:rFonts w:ascii="Times New Roman" w:hAnsi="Times New Roman" w:eastAsia="Times New Roman" w:cs="Times New Roman"/>
+                <w:rFonts w:ascii="Times New Roman" w:eastAsia="Times New Roman" w:hAnsi="Times New Roman" w:cs="Times New Roman"/>
                 <w:sz w:val="24"/>
                 <w:szCs w:val="24"/>
               </w:rPr>
@@ -1662,7 +1551,7 @@
             </w:r>
             <w:r>
               <w:rPr>
-                <w:rFonts w:ascii="Times New Roman" w:hAnsi="Times New Roman" w:eastAsia="Times New Roman" w:cs="Times New Roman"/>
+                <w:rFonts w:ascii="Times New Roman" w:eastAsia="Times New Roman" w:hAnsi="Times New Roman" w:cs="Times New Roman"/>
                 <w:sz w:val="24"/>
                 <w:szCs w:val="24"/>
               </w:rPr>
@@ -1674,10 +1563,10 @@
           <w:tcPr>
             <w:tcW w:w="4160" w:type="dxa"/>
             <w:tcBorders>
-              <w:top w:val="single" w:color="CCCCCC" w:sz="4" w:space="0"/>
-              <w:left w:val="single" w:color="CCCCCC" w:sz="4" w:space="0"/>
-              <w:bottom w:val="single" w:color="CCCCCC" w:sz="4" w:space="0"/>
-              <w:right w:val="single" w:color="CCCCCC" w:sz="4" w:space="0"/>
+              <w:top w:val="single" w:sz="4" w:space="0" w:color="CCCCCC"/>
+              <w:left w:val="single" w:sz="4" w:space="0" w:color="CCCCCC"/>
+              <w:bottom w:val="single" w:sz="4" w:space="0" w:color="CCCCCC"/>
+              <w:right w:val="single" w:sz="4" w:space="0" w:color="CCCCCC"/>
             </w:tcBorders>
             <w:shd w:val="clear" w:color="auto" w:fill="FFFFFF"/>
             <w:tcMar>
@@ -1690,14 +1579,14 @@
           <w:p>
             <w:pPr>
               <w:rPr>
-                <w:rFonts w:ascii="Times New Roman" w:hAnsi="Times New Roman" w:eastAsia="Times New Roman" w:cs="Times New Roman"/>
+                <w:rFonts w:ascii="Times New Roman" w:eastAsia="Times New Roman" w:hAnsi="Times New Roman" w:cs="Times New Roman"/>
                 <w:sz w:val="24"/>
                 <w:szCs w:val="24"/>
               </w:rPr>
             </w:pPr>
             <w:r>
               <w:rPr>
-                <w:rFonts w:ascii="Times New Roman" w:hAnsi="Times New Roman" w:eastAsia="Times New Roman" w:cs="Times New Roman"/>
+                <w:rFonts w:ascii="Times New Roman" w:eastAsia="Times New Roman" w:hAnsi="Times New Roman" w:cs="Times New Roman"/>
                 <w:sz w:val="24"/>
                 <w:szCs w:val="24"/>
               </w:rPr>
@@ -1711,10 +1600,10 @@
           <w:tcPr>
             <w:tcW w:w="2200" w:type="dxa"/>
             <w:tcBorders>
-              <w:top w:val="single" w:color="CCCCCC" w:sz="4" w:space="0"/>
-              <w:left w:val="single" w:color="CCCCCC" w:sz="4" w:space="0"/>
-              <w:bottom w:val="single" w:color="CCCCCC" w:sz="4" w:space="0"/>
-              <w:right w:val="single" w:color="CCCCCC" w:sz="4" w:space="0"/>
+              <w:top w:val="single" w:sz="4" w:space="0" w:color="CCCCCC"/>
+              <w:left w:val="single" w:sz="4" w:space="0" w:color="CCCCCC"/>
+              <w:bottom w:val="single" w:sz="4" w:space="0" w:color="CCCCCC"/>
+              <w:right w:val="single" w:sz="4" w:space="0" w:color="CCCCCC"/>
             </w:tcBorders>
             <w:shd w:val="clear" w:color="auto" w:fill="EBF5FB"/>
             <w:tcMar>
@@ -1727,14 +1616,14 @@
           <w:p>
             <w:pPr>
               <w:rPr>
-                <w:rFonts w:ascii="Times New Roman" w:hAnsi="Times New Roman" w:eastAsia="Times New Roman" w:cs="Times New Roman"/>
+                <w:rFonts w:ascii="Times New Roman" w:eastAsia="Times New Roman" w:hAnsi="Times New Roman" w:cs="Times New Roman"/>
                 <w:sz w:val="24"/>
                 <w:szCs w:val="24"/>
               </w:rPr>
             </w:pPr>
             <w:r>
               <w:rPr>
-                <w:rFonts w:ascii="Times New Roman" w:hAnsi="Times New Roman" w:eastAsia="Times New Roman" w:cs="Times New Roman"/>
+                <w:rFonts w:ascii="Times New Roman" w:eastAsia="Times New Roman" w:hAnsi="Times New Roman" w:cs="Times New Roman"/>
                 <w:sz w:val="24"/>
                 <w:szCs w:val="24"/>
               </w:rPr>
@@ -1746,10 +1635,10 @@
           <w:tcPr>
             <w:tcW w:w="3000" w:type="dxa"/>
             <w:tcBorders>
-              <w:top w:val="single" w:color="CCCCCC" w:sz="4" w:space="0"/>
-              <w:left w:val="single" w:color="CCCCCC" w:sz="4" w:space="0"/>
-              <w:bottom w:val="single" w:color="CCCCCC" w:sz="4" w:space="0"/>
-              <w:right w:val="single" w:color="CCCCCC" w:sz="4" w:space="0"/>
+              <w:top w:val="single" w:sz="4" w:space="0" w:color="CCCCCC"/>
+              <w:left w:val="single" w:sz="4" w:space="0" w:color="CCCCCC"/>
+              <w:bottom w:val="single" w:sz="4" w:space="0" w:color="CCCCCC"/>
+              <w:right w:val="single" w:sz="4" w:space="0" w:color="CCCCCC"/>
             </w:tcBorders>
             <w:shd w:val="clear" w:color="auto" w:fill="FFFFFF"/>
             <w:tcMar>
@@ -1762,14 +1651,14 @@
           <w:p>
             <w:pPr>
               <w:rPr>
-                <w:rFonts w:ascii="Times New Roman" w:hAnsi="Times New Roman" w:eastAsia="Times New Roman" w:cs="Times New Roman"/>
+                <w:rFonts w:ascii="Times New Roman" w:eastAsia="Times New Roman" w:hAnsi="Times New Roman" w:cs="Times New Roman"/>
                 <w:sz w:val="24"/>
                 <w:szCs w:val="24"/>
               </w:rPr>
             </w:pPr>
             <w:r>
               <w:rPr>
-                <w:rFonts w:ascii="Times New Roman" w:hAnsi="Times New Roman" w:eastAsia="Times New Roman" w:cs="Times New Roman"/>
+                <w:rFonts w:ascii="Times New Roman" w:eastAsia="Times New Roman" w:hAnsi="Times New Roman" w:cs="Times New Roman"/>
                 <w:sz w:val="24"/>
                 <w:szCs w:val="24"/>
               </w:rPr>
@@ -1781,10 +1670,10 @@
           <w:tcPr>
             <w:tcW w:w="4160" w:type="dxa"/>
             <w:tcBorders>
-              <w:top w:val="single" w:color="CCCCCC" w:sz="4" w:space="0"/>
-              <w:left w:val="single" w:color="CCCCCC" w:sz="4" w:space="0"/>
-              <w:bottom w:val="single" w:color="CCCCCC" w:sz="4" w:space="0"/>
-              <w:right w:val="single" w:color="CCCCCC" w:sz="4" w:space="0"/>
+              <w:top w:val="single" w:sz="4" w:space="0" w:color="CCCCCC"/>
+              <w:left w:val="single" w:sz="4" w:space="0" w:color="CCCCCC"/>
+              <w:bottom w:val="single" w:sz="4" w:space="0" w:color="CCCCCC"/>
+              <w:right w:val="single" w:sz="4" w:space="0" w:color="CCCCCC"/>
             </w:tcBorders>
             <w:shd w:val="clear" w:color="auto" w:fill="FFFFFF"/>
             <w:tcMar>
@@ -1797,14 +1686,14 @@
           <w:p>
             <w:pPr>
               <w:rPr>
-                <w:rFonts w:ascii="Times New Roman" w:hAnsi="Times New Roman" w:eastAsia="Times New Roman" w:cs="Times New Roman"/>
+                <w:rFonts w:ascii="Times New Roman" w:eastAsia="Times New Roman" w:hAnsi="Times New Roman" w:cs="Times New Roman"/>
                 <w:sz w:val="24"/>
                 <w:szCs w:val="24"/>
               </w:rPr>
             </w:pPr>
             <w:r>
               <w:rPr>
-                <w:rFonts w:ascii="Times New Roman" w:hAnsi="Times New Roman" w:eastAsia="Times New Roman" w:cs="Times New Roman"/>
+                <w:rFonts w:ascii="Times New Roman" w:eastAsia="Times New Roman" w:hAnsi="Times New Roman" w:cs="Times New Roman"/>
                 <w:sz w:val="24"/>
                 <w:szCs w:val="24"/>
               </w:rPr>
@@ -1818,10 +1707,10 @@
           <w:tcPr>
             <w:tcW w:w="2200" w:type="dxa"/>
             <w:tcBorders>
-              <w:top w:val="single" w:color="CCCCCC" w:sz="4" w:space="0"/>
-              <w:left w:val="single" w:color="CCCCCC" w:sz="4" w:space="0"/>
-              <w:bottom w:val="single" w:color="CCCCCC" w:sz="4" w:space="0"/>
-              <w:right w:val="single" w:color="CCCCCC" w:sz="4" w:space="0"/>
+              <w:top w:val="single" w:sz="4" w:space="0" w:color="CCCCCC"/>
+              <w:left w:val="single" w:sz="4" w:space="0" w:color="CCCCCC"/>
+              <w:bottom w:val="single" w:sz="4" w:space="0" w:color="CCCCCC"/>
+              <w:right w:val="single" w:sz="4" w:space="0" w:color="CCCCCC"/>
             </w:tcBorders>
             <w:shd w:val="clear" w:color="auto" w:fill="EBF5FB"/>
             <w:tcMar>
@@ -1834,14 +1723,14 @@
           <w:p>
             <w:pPr>
               <w:rPr>
-                <w:rFonts w:ascii="Times New Roman" w:hAnsi="Times New Roman" w:eastAsia="Times New Roman" w:cs="Times New Roman"/>
+                <w:rFonts w:ascii="Times New Roman" w:eastAsia="Times New Roman" w:hAnsi="Times New Roman" w:cs="Times New Roman"/>
                 <w:sz w:val="24"/>
                 <w:szCs w:val="24"/>
               </w:rPr>
             </w:pPr>
             <w:r>
               <w:rPr>
-                <w:rFonts w:ascii="Times New Roman" w:hAnsi="Times New Roman" w:eastAsia="Times New Roman" w:cs="Times New Roman"/>
+                <w:rFonts w:ascii="Times New Roman" w:eastAsia="Times New Roman" w:hAnsi="Times New Roman" w:cs="Times New Roman"/>
                 <w:sz w:val="24"/>
                 <w:szCs w:val="24"/>
               </w:rPr>
@@ -1853,10 +1742,10 @@
           <w:tcPr>
             <w:tcW w:w="3000" w:type="dxa"/>
             <w:tcBorders>
-              <w:top w:val="single" w:color="CCCCCC" w:sz="4" w:space="0"/>
-              <w:left w:val="single" w:color="CCCCCC" w:sz="4" w:space="0"/>
-              <w:bottom w:val="single" w:color="CCCCCC" w:sz="4" w:space="0"/>
-              <w:right w:val="single" w:color="CCCCCC" w:sz="4" w:space="0"/>
+              <w:top w:val="single" w:sz="4" w:space="0" w:color="CCCCCC"/>
+              <w:left w:val="single" w:sz="4" w:space="0" w:color="CCCCCC"/>
+              <w:bottom w:val="single" w:sz="4" w:space="0" w:color="CCCCCC"/>
+              <w:right w:val="single" w:sz="4" w:space="0" w:color="CCCCCC"/>
             </w:tcBorders>
             <w:shd w:val="clear" w:color="auto" w:fill="FFFFFF"/>
             <w:tcMar>
@@ -1869,14 +1758,14 @@
           <w:p>
             <w:pPr>
               <w:rPr>
-                <w:rFonts w:ascii="Times New Roman" w:hAnsi="Times New Roman" w:eastAsia="Times New Roman" w:cs="Times New Roman"/>
+                <w:rFonts w:ascii="Times New Roman" w:eastAsia="Times New Roman" w:hAnsi="Times New Roman" w:cs="Times New Roman"/>
                 <w:sz w:val="24"/>
                 <w:szCs w:val="24"/>
               </w:rPr>
             </w:pPr>
             <w:r>
               <w:rPr>
-                <w:rFonts w:ascii="Times New Roman" w:hAnsi="Times New Roman" w:eastAsia="Times New Roman" w:cs="Times New Roman"/>
+                <w:rFonts w:ascii="Times New Roman" w:eastAsia="Times New Roman" w:hAnsi="Times New Roman" w:cs="Times New Roman"/>
                 <w:sz w:val="24"/>
                 <w:szCs w:val="24"/>
               </w:rPr>
@@ -1884,7 +1773,7 @@
             </w:r>
             <w:r>
               <w:rPr>
-                <w:rFonts w:ascii="Times New Roman" w:hAnsi="Times New Roman" w:eastAsia="Times New Roman" w:cs="Times New Roman"/>
+                <w:rFonts w:ascii="Times New Roman" w:eastAsia="Times New Roman" w:hAnsi="Times New Roman" w:cs="Times New Roman"/>
                 <w:sz w:val="24"/>
                 <w:szCs w:val="24"/>
               </w:rPr>
@@ -1896,10 +1785,10 @@
           <w:tcPr>
             <w:tcW w:w="4160" w:type="dxa"/>
             <w:tcBorders>
-              <w:top w:val="single" w:color="CCCCCC" w:sz="4" w:space="0"/>
-              <w:left w:val="single" w:color="CCCCCC" w:sz="4" w:space="0"/>
-              <w:bottom w:val="single" w:color="CCCCCC" w:sz="4" w:space="0"/>
-              <w:right w:val="single" w:color="CCCCCC" w:sz="4" w:space="0"/>
+              <w:top w:val="single" w:sz="4" w:space="0" w:color="CCCCCC"/>
+              <w:left w:val="single" w:sz="4" w:space="0" w:color="CCCCCC"/>
+              <w:bottom w:val="single" w:sz="4" w:space="0" w:color="CCCCCC"/>
+              <w:right w:val="single" w:sz="4" w:space="0" w:color="CCCCCC"/>
             </w:tcBorders>
             <w:shd w:val="clear" w:color="auto" w:fill="FFFFFF"/>
             <w:tcMar>
@@ -1912,14 +1801,14 @@
           <w:p>
             <w:pPr>
               <w:rPr>
-                <w:rFonts w:ascii="Times New Roman" w:hAnsi="Times New Roman" w:eastAsia="Times New Roman" w:cs="Times New Roman"/>
+                <w:rFonts w:ascii="Times New Roman" w:eastAsia="Times New Roman" w:hAnsi="Times New Roman" w:cs="Times New Roman"/>
                 <w:sz w:val="24"/>
                 <w:szCs w:val="24"/>
               </w:rPr>
             </w:pPr>
             <w:r>
               <w:rPr>
-                <w:rFonts w:ascii="Times New Roman" w:hAnsi="Times New Roman" w:eastAsia="Times New Roman" w:cs="Times New Roman"/>
+                <w:rFonts w:ascii="Times New Roman" w:eastAsia="Times New Roman" w:hAnsi="Times New Roman" w:cs="Times New Roman"/>
                 <w:sz w:val="24"/>
                 <w:szCs w:val="24"/>
               </w:rPr>
@@ -1927,7 +1816,7 @@
             </w:r>
             <w:r>
               <w:rPr>
-                <w:rFonts w:ascii="Times New Roman" w:hAnsi="Times New Roman" w:eastAsia="Times New Roman" w:cs="Times New Roman"/>
+                <w:rFonts w:ascii="Times New Roman" w:eastAsia="Times New Roman" w:hAnsi="Times New Roman" w:cs="Times New Roman"/>
                 <w:sz w:val="24"/>
                 <w:szCs w:val="24"/>
               </w:rPr>
@@ -1935,7 +1824,7 @@
             </w:r>
             <w:r>
               <w:rPr>
-                <w:rFonts w:ascii="Times New Roman" w:hAnsi="Times New Roman" w:eastAsia="Times New Roman" w:cs="Times New Roman"/>
+                <w:rFonts w:ascii="Times New Roman" w:eastAsia="Times New Roman" w:hAnsi="Times New Roman" w:cs="Times New Roman"/>
                 <w:sz w:val="24"/>
                 <w:szCs w:val="24"/>
               </w:rPr>
@@ -1943,7 +1832,7 @@
             </w:r>
             <w:r>
               <w:rPr>
-                <w:rFonts w:ascii="Times New Roman" w:hAnsi="Times New Roman" w:eastAsia="Times New Roman" w:cs="Times New Roman"/>
+                <w:rFonts w:ascii="Times New Roman" w:eastAsia="Times New Roman" w:hAnsi="Times New Roman" w:cs="Times New Roman"/>
                 <w:sz w:val="24"/>
                 <w:szCs w:val="24"/>
               </w:rPr>
@@ -1951,7 +1840,7 @@
             </w:r>
             <w:r>
               <w:rPr>
-                <w:rFonts w:ascii="Times New Roman" w:hAnsi="Times New Roman" w:eastAsia="Times New Roman" w:cs="Times New Roman"/>
+                <w:rFonts w:ascii="Times New Roman" w:eastAsia="Times New Roman" w:hAnsi="Times New Roman" w:cs="Times New Roman"/>
                 <w:sz w:val="24"/>
                 <w:szCs w:val="24"/>
               </w:rPr>
@@ -1965,10 +1854,10 @@
           <w:tcPr>
             <w:tcW w:w="2200" w:type="dxa"/>
             <w:tcBorders>
-              <w:top w:val="single" w:color="CCCCCC" w:sz="4" w:space="0"/>
-              <w:left w:val="single" w:color="CCCCCC" w:sz="4" w:space="0"/>
-              <w:bottom w:val="single" w:color="CCCCCC" w:sz="4" w:space="0"/>
-              <w:right w:val="single" w:color="CCCCCC" w:sz="4" w:space="0"/>
+              <w:top w:val="single" w:sz="4" w:space="0" w:color="CCCCCC"/>
+              <w:left w:val="single" w:sz="4" w:space="0" w:color="CCCCCC"/>
+              <w:bottom w:val="single" w:sz="4" w:space="0" w:color="CCCCCC"/>
+              <w:right w:val="single" w:sz="4" w:space="0" w:color="CCCCCC"/>
             </w:tcBorders>
             <w:shd w:val="clear" w:color="auto" w:fill="EBF5FB"/>
             <w:tcMar>
@@ -1981,14 +1870,14 @@
           <w:p>
             <w:pPr>
               <w:rPr>
-                <w:rFonts w:ascii="Times New Roman" w:hAnsi="Times New Roman" w:eastAsia="Times New Roman" w:cs="Times New Roman"/>
+                <w:rFonts w:ascii="Times New Roman" w:eastAsia="Times New Roman" w:hAnsi="Times New Roman" w:cs="Times New Roman"/>
                 <w:sz w:val="24"/>
                 <w:szCs w:val="24"/>
               </w:rPr>
             </w:pPr>
             <w:r>
               <w:rPr>
-                <w:rFonts w:ascii="Times New Roman" w:hAnsi="Times New Roman" w:eastAsia="Times New Roman" w:cs="Times New Roman"/>
+                <w:rFonts w:ascii="Times New Roman" w:eastAsia="Times New Roman" w:hAnsi="Times New Roman" w:cs="Times New Roman"/>
                 <w:sz w:val="24"/>
                 <w:szCs w:val="24"/>
               </w:rPr>
@@ -2000,10 +1889,10 @@
           <w:tcPr>
             <w:tcW w:w="3000" w:type="dxa"/>
             <w:tcBorders>
-              <w:top w:val="single" w:color="CCCCCC" w:sz="4" w:space="0"/>
-              <w:left w:val="single" w:color="CCCCCC" w:sz="4" w:space="0"/>
-              <w:bottom w:val="single" w:color="CCCCCC" w:sz="4" w:space="0"/>
-              <w:right w:val="single" w:color="CCCCCC" w:sz="4" w:space="0"/>
+              <w:top w:val="single" w:sz="4" w:space="0" w:color="CCCCCC"/>
+              <w:left w:val="single" w:sz="4" w:space="0" w:color="CCCCCC"/>
+              <w:bottom w:val="single" w:sz="4" w:space="0" w:color="CCCCCC"/>
+              <w:right w:val="single" w:sz="4" w:space="0" w:color="CCCCCC"/>
             </w:tcBorders>
             <w:shd w:val="clear" w:color="auto" w:fill="FFFFFF"/>
             <w:tcMar>
@@ -2016,14 +1905,14 @@
           <w:p>
             <w:pPr>
               <w:rPr>
-                <w:rFonts w:ascii="Times New Roman" w:hAnsi="Times New Roman" w:eastAsia="Times New Roman" w:cs="Times New Roman"/>
+                <w:rFonts w:ascii="Times New Roman" w:eastAsia="Times New Roman" w:hAnsi="Times New Roman" w:cs="Times New Roman"/>
                 <w:sz w:val="24"/>
                 <w:szCs w:val="24"/>
               </w:rPr>
             </w:pPr>
             <w:r>
               <w:rPr>
-                <w:rFonts w:ascii="Times New Roman" w:hAnsi="Times New Roman" w:eastAsia="Times New Roman" w:cs="Times New Roman"/>
+                <w:rFonts w:ascii="Times New Roman" w:eastAsia="Times New Roman" w:hAnsi="Times New Roman" w:cs="Times New Roman"/>
                 <w:sz w:val="24"/>
                 <w:szCs w:val="24"/>
               </w:rPr>
@@ -2035,10 +1924,10 @@
           <w:tcPr>
             <w:tcW w:w="4160" w:type="dxa"/>
             <w:tcBorders>
-              <w:top w:val="single" w:color="CCCCCC" w:sz="4" w:space="0"/>
-              <w:left w:val="single" w:color="CCCCCC" w:sz="4" w:space="0"/>
-              <w:bottom w:val="single" w:color="CCCCCC" w:sz="4" w:space="0"/>
-              <w:right w:val="single" w:color="CCCCCC" w:sz="4" w:space="0"/>
+              <w:top w:val="single" w:sz="4" w:space="0" w:color="CCCCCC"/>
+              <w:left w:val="single" w:sz="4" w:space="0" w:color="CCCCCC"/>
+              <w:bottom w:val="single" w:sz="4" w:space="0" w:color="CCCCCC"/>
+              <w:right w:val="single" w:sz="4" w:space="0" w:color="CCCCCC"/>
             </w:tcBorders>
             <w:shd w:val="clear" w:color="auto" w:fill="FFFFFF"/>
             <w:tcMar>
@@ -2051,14 +1940,14 @@
           <w:p>
             <w:pPr>
               <w:rPr>
-                <w:rFonts w:ascii="Times New Roman" w:hAnsi="Times New Roman" w:eastAsia="Times New Roman" w:cs="Times New Roman"/>
+                <w:rFonts w:ascii="Times New Roman" w:eastAsia="Times New Roman" w:hAnsi="Times New Roman" w:cs="Times New Roman"/>
                 <w:sz w:val="24"/>
                 <w:szCs w:val="24"/>
               </w:rPr>
             </w:pPr>
             <w:r>
               <w:rPr>
-                <w:rFonts w:ascii="Times New Roman" w:hAnsi="Times New Roman" w:eastAsia="Times New Roman" w:cs="Times New Roman"/>
+                <w:rFonts w:ascii="Times New Roman" w:eastAsia="Times New Roman" w:hAnsi="Times New Roman" w:cs="Times New Roman"/>
                 <w:sz w:val="24"/>
                 <w:szCs w:val="24"/>
               </w:rPr>
@@ -2070,40 +1959,9 @@
     </w:tbl>
     <w:p>
       <w:pPr>
-        <w:rPr>
-          <w:color w:val="212121"/>
-        </w:rPr>
-      </w:pPr>
-    </w:p>
-    <w:p>
-      <w:pPr>
-        <w:spacing w:after="200"/>
-        <w:rPr>
-          <w:rFonts w:ascii="Times New Roman" w:hAnsi="Times New Roman" w:eastAsia="Times New Roman" w:cs="Times New Roman"/>
-          <w:b/>
-          <w:bCs/>
-          <w:color w:val="215E99" w:themeColor="text2" w:themeTint="BF"/>
-          <w:u w:val="single"/>
-        </w:rPr>
-      </w:pPr>
-    </w:p>
-    <w:p>
-      <w:pPr>
-        <w:spacing w:before="1440" w:after="200"/>
-        <w:rPr>
-          <w:rFonts w:ascii="Times New Roman" w:hAnsi="Times New Roman" w:eastAsia="Times New Roman" w:cs="Times New Roman"/>
-          <w:b/>
-          <w:bCs/>
-          <w:color w:val="215E99" w:themeColor="text2" w:themeTint="BF"/>
-        </w:rPr>
-      </w:pPr>
-    </w:p>
-    <w:p>
-      <w:pPr>
-        <w:spacing w:before="1440" w:after="200"/>
-        <w:jc w:val="center"/>
-        <w:rPr>
-          <w:rFonts w:ascii="Times New Roman" w:hAnsi="Times New Roman" w:eastAsia="Times New Roman" w:cs="Times New Roman"/>
+        <w:spacing w:line="278" w:lineRule="auto"/>
+        <w:rPr>
+          <w:rFonts w:ascii="Times New Roman" w:eastAsia="Times New Roman" w:hAnsi="Times New Roman" w:cs="Times New Roman"/>
           <w:b/>
           <w:bCs/>
           <w:color w:val="215E99" w:themeColor="text2" w:themeTint="BF"/>
@@ -2112,32 +1970,8 @@
         </w:rPr>
       </w:pPr>
     </w:p>
-    <w:p>
-      <w:pPr>
-        <w:spacing w:line="278" w:lineRule="auto"/>
-        <w:rPr>
-          <w:rFonts w:ascii="Times New Roman" w:hAnsi="Times New Roman" w:eastAsia="Times New Roman" w:cs="Times New Roman"/>
-          <w:b/>
-          <w:bCs/>
-          <w:color w:val="215E99" w:themeColor="text2" w:themeTint="BF"/>
-          <w:sz w:val="40"/>
-          <w:szCs w:val="40"/>
-        </w:rPr>
-      </w:pPr>
-      <w:r>
-        <w:rPr>
-          <w:rFonts w:ascii="Times New Roman" w:hAnsi="Times New Roman" w:eastAsia="Times New Roman" w:cs="Times New Roman"/>
-          <w:b/>
-          <w:bCs/>
-          <w:color w:val="215E99" w:themeColor="text2" w:themeTint="BF"/>
-          <w:sz w:val="40"/>
-          <w:szCs w:val="40"/>
-        </w:rPr>
-        <w:br w:type="page"/>
-      </w:r>
-    </w:p>
     <w:sectPr>
-      <w:pgSz w:w="12240" w:h="15840" w:orient="portrait"/>
+      <w:pgSz w:w="12240" w:h="15840"/>
       <w:pgMar w:top="1440" w:right="1440" w:bottom="1440" w:left="1440" w:header="720" w:footer="720" w:gutter="0"/>
       <w:cols w:space="720"/>
       <w:docGrid w:linePitch="360"/>
@@ -2247,7 +2081,7 @@
         <w:ind w:left="720" w:hanging="360"/>
       </w:pPr>
       <w:rPr>
-        <w:rFonts w:hint="default" w:ascii="Symbol" w:hAnsi="Symbol"/>
+        <w:rFonts w:ascii="Symbol" w:hAnsi="Symbol" w:hint="default"/>
       </w:rPr>
     </w:lvl>
     <w:lvl w:ilvl="1" w:tplc="04090003" w:tentative="1">
@@ -2259,7 +2093,7 @@
         <w:ind w:left="1440" w:hanging="360"/>
       </w:pPr>
       <w:rPr>
-        <w:rFonts w:hint="default" w:ascii="Courier New" w:hAnsi="Courier New" w:cs="Courier New"/>
+        <w:rFonts w:ascii="Courier New" w:hAnsi="Courier New" w:cs="Courier New" w:hint="default"/>
       </w:rPr>
     </w:lvl>
     <w:lvl w:ilvl="2" w:tplc="04090005" w:tentative="1">
@@ -2271,7 +2105,7 @@
         <w:ind w:left="2160" w:hanging="360"/>
       </w:pPr>
       <w:rPr>
-        <w:rFonts w:hint="default" w:ascii="Wingdings" w:hAnsi="Wingdings"/>
+        <w:rFonts w:ascii="Wingdings" w:hAnsi="Wingdings" w:hint="default"/>
       </w:rPr>
     </w:lvl>
     <w:lvl w:ilvl="3" w:tplc="04090001" w:tentative="1">
@@ -2283,7 +2117,7 @@
         <w:ind w:left="2880" w:hanging="360"/>
       </w:pPr>
       <w:rPr>
-        <w:rFonts w:hint="default" w:ascii="Symbol" w:hAnsi="Symbol"/>
+        <w:rFonts w:ascii="Symbol" w:hAnsi="Symbol" w:hint="default"/>
       </w:rPr>
     </w:lvl>
     <w:lvl w:ilvl="4" w:tplc="04090003" w:tentative="1">
@@ -2295,7 +2129,7 @@
         <w:ind w:left="3600" w:hanging="360"/>
       </w:pPr>
       <w:rPr>
-        <w:rFonts w:hint="default" w:ascii="Courier New" w:hAnsi="Courier New" w:cs="Courier New"/>
+        <w:rFonts w:ascii="Courier New" w:hAnsi="Courier New" w:cs="Courier New" w:hint="default"/>
       </w:rPr>
     </w:lvl>
     <w:lvl w:ilvl="5" w:tplc="04090005" w:tentative="1">
@@ -2307,7 +2141,7 @@
         <w:ind w:left="4320" w:hanging="360"/>
       </w:pPr>
       <w:rPr>
-        <w:rFonts w:hint="default" w:ascii="Wingdings" w:hAnsi="Wingdings"/>
+        <w:rFonts w:ascii="Wingdings" w:hAnsi="Wingdings" w:hint="default"/>
       </w:rPr>
     </w:lvl>
     <w:lvl w:ilvl="6" w:tplc="04090001" w:tentative="1">
@@ -2319,7 +2153,7 @@
         <w:ind w:left="5040" w:hanging="360"/>
       </w:pPr>
       <w:rPr>
-        <w:rFonts w:hint="default" w:ascii="Symbol" w:hAnsi="Symbol"/>
+        <w:rFonts w:ascii="Symbol" w:hAnsi="Symbol" w:hint="default"/>
       </w:rPr>
     </w:lvl>
     <w:lvl w:ilvl="7" w:tplc="04090003" w:tentative="1">
@@ -2331,7 +2165,7 @@
         <w:ind w:left="5760" w:hanging="360"/>
       </w:pPr>
       <w:rPr>
-        <w:rFonts w:hint="default" w:ascii="Courier New" w:hAnsi="Courier New" w:cs="Courier New"/>
+        <w:rFonts w:ascii="Courier New" w:hAnsi="Courier New" w:cs="Courier New" w:hint="default"/>
       </w:rPr>
     </w:lvl>
     <w:lvl w:ilvl="8" w:tplc="04090005" w:tentative="1">
@@ -2343,7 +2177,7 @@
         <w:ind w:left="6480" w:hanging="360"/>
       </w:pPr>
       <w:rPr>
-        <w:rFonts w:hint="default" w:ascii="Wingdings" w:hAnsi="Wingdings"/>
+        <w:rFonts w:ascii="Wingdings" w:hAnsi="Wingdings" w:hint="default"/>
       </w:rPr>
     </w:lvl>
   </w:abstractNum>
@@ -2473,7 +2307,7 @@
         <w:ind w:left="720" w:hanging="360"/>
       </w:pPr>
       <w:rPr>
-        <w:rFonts w:hint="default" w:ascii="Symbol" w:hAnsi="Symbol"/>
+        <w:rFonts w:ascii="Symbol" w:hAnsi="Symbol" w:hint="default"/>
       </w:rPr>
     </w:lvl>
     <w:lvl w:ilvl="1" w:tplc="04090003" w:tentative="1">
@@ -2485,7 +2319,7 @@
         <w:ind w:left="1440" w:hanging="360"/>
       </w:pPr>
       <w:rPr>
-        <w:rFonts w:hint="default" w:ascii="Courier New" w:hAnsi="Courier New" w:cs="Courier New"/>
+        <w:rFonts w:ascii="Courier New" w:hAnsi="Courier New" w:cs="Courier New" w:hint="default"/>
       </w:rPr>
     </w:lvl>
     <w:lvl w:ilvl="2" w:tplc="04090005" w:tentative="1">
@@ -2497,7 +2331,7 @@
         <w:ind w:left="2160" w:hanging="360"/>
       </w:pPr>
       <w:rPr>
-        <w:rFonts w:hint="default" w:ascii="Wingdings" w:hAnsi="Wingdings"/>
+        <w:rFonts w:ascii="Wingdings" w:hAnsi="Wingdings" w:hint="default"/>
       </w:rPr>
     </w:lvl>
     <w:lvl w:ilvl="3" w:tplc="04090001" w:tentative="1">
@@ -2509,7 +2343,7 @@
         <w:ind w:left="2880" w:hanging="360"/>
       </w:pPr>
       <w:rPr>
-        <w:rFonts w:hint="default" w:ascii="Symbol" w:hAnsi="Symbol"/>
+        <w:rFonts w:ascii="Symbol" w:hAnsi="Symbol" w:hint="default"/>
       </w:rPr>
     </w:lvl>
     <w:lvl w:ilvl="4" w:tplc="04090003" w:tentative="1">
@@ -2521,7 +2355,7 @@
         <w:ind w:left="3600" w:hanging="360"/>
       </w:pPr>
       <w:rPr>
-        <w:rFonts w:hint="default" w:ascii="Courier New" w:hAnsi="Courier New" w:cs="Courier New"/>
+        <w:rFonts w:ascii="Courier New" w:hAnsi="Courier New" w:cs="Courier New" w:hint="default"/>
       </w:rPr>
     </w:lvl>
     <w:lvl w:ilvl="5" w:tplc="04090005" w:tentative="1">
@@ -2533,7 +2367,7 @@
         <w:ind w:left="4320" w:hanging="360"/>
       </w:pPr>
       <w:rPr>
-        <w:rFonts w:hint="default" w:ascii="Wingdings" w:hAnsi="Wingdings"/>
+        <w:rFonts w:ascii="Wingdings" w:hAnsi="Wingdings" w:hint="default"/>
       </w:rPr>
     </w:lvl>
     <w:lvl w:ilvl="6" w:tplc="04090001" w:tentative="1">
@@ -2545,7 +2379,7 @@
         <w:ind w:left="5040" w:hanging="360"/>
       </w:pPr>
       <w:rPr>
-        <w:rFonts w:hint="default" w:ascii="Symbol" w:hAnsi="Symbol"/>
+        <w:rFonts w:ascii="Symbol" w:hAnsi="Symbol" w:hint="default"/>
       </w:rPr>
     </w:lvl>
     <w:lvl w:ilvl="7" w:tplc="04090003" w:tentative="1">
@@ -2557,7 +2391,7 @@
         <w:ind w:left="5760" w:hanging="360"/>
       </w:pPr>
       <w:rPr>
-        <w:rFonts w:hint="default" w:ascii="Courier New" w:hAnsi="Courier New" w:cs="Courier New"/>
+        <w:rFonts w:ascii="Courier New" w:hAnsi="Courier New" w:cs="Courier New" w:hint="default"/>
       </w:rPr>
     </w:lvl>
     <w:lvl w:ilvl="8" w:tplc="04090005" w:tentative="1">
@@ -2569,7 +2403,7 @@
         <w:ind w:left="6480" w:hanging="360"/>
       </w:pPr>
       <w:rPr>
-        <w:rFonts w:hint="default" w:ascii="Wingdings" w:hAnsi="Wingdings"/>
+        <w:rFonts w:ascii="Wingdings" w:hAnsi="Wingdings" w:hint="default"/>
       </w:rPr>
     </w:lvl>
   </w:abstractNum>
@@ -2586,7 +2420,7 @@
         <w:ind w:left="720" w:hanging="360"/>
       </w:pPr>
       <w:rPr>
-        <w:rFonts w:hint="default" w:ascii="Symbol" w:hAnsi="Symbol"/>
+        <w:rFonts w:ascii="Symbol" w:hAnsi="Symbol" w:hint="default"/>
       </w:rPr>
     </w:lvl>
     <w:lvl w:ilvl="1" w:tplc="04090003" w:tentative="1">
@@ -2598,7 +2432,7 @@
         <w:ind w:left="1440" w:hanging="360"/>
       </w:pPr>
       <w:rPr>
-        <w:rFonts w:hint="default" w:ascii="Courier New" w:hAnsi="Courier New" w:cs="Courier New"/>
+        <w:rFonts w:ascii="Courier New" w:hAnsi="Courier New" w:cs="Courier New" w:hint="default"/>
       </w:rPr>
     </w:lvl>
     <w:lvl w:ilvl="2" w:tplc="04090005" w:tentative="1">
@@ -2610,7 +2444,7 @@
         <w:ind w:left="2160" w:hanging="360"/>
       </w:pPr>
       <w:rPr>
-        <w:rFonts w:hint="default" w:ascii="Wingdings" w:hAnsi="Wingdings"/>
+        <w:rFonts w:ascii="Wingdings" w:hAnsi="Wingdings" w:hint="default"/>
       </w:rPr>
     </w:lvl>
     <w:lvl w:ilvl="3" w:tplc="04090001" w:tentative="1">
@@ -2622,7 +2456,7 @@
         <w:ind w:left="2880" w:hanging="360"/>
       </w:pPr>
       <w:rPr>
-        <w:rFonts w:hint="default" w:ascii="Symbol" w:hAnsi="Symbol"/>
+        <w:rFonts w:ascii="Symbol" w:hAnsi="Symbol" w:hint="default"/>
       </w:rPr>
     </w:lvl>
     <w:lvl w:ilvl="4" w:tplc="04090003" w:tentative="1">
@@ -2634,7 +2468,7 @@
         <w:ind w:left="3600" w:hanging="360"/>
       </w:pPr>
       <w:rPr>
-        <w:rFonts w:hint="default" w:ascii="Courier New" w:hAnsi="Courier New" w:cs="Courier New"/>
+        <w:rFonts w:ascii="Courier New" w:hAnsi="Courier New" w:cs="Courier New" w:hint="default"/>
       </w:rPr>
     </w:lvl>
     <w:lvl w:ilvl="5" w:tplc="04090005" w:tentative="1">
@@ -2646,7 +2480,7 @@
         <w:ind w:left="4320" w:hanging="360"/>
       </w:pPr>
       <w:rPr>
-        <w:rFonts w:hint="default" w:ascii="Wingdings" w:hAnsi="Wingdings"/>
+        <w:rFonts w:ascii="Wingdings" w:hAnsi="Wingdings" w:hint="default"/>
       </w:rPr>
     </w:lvl>
     <w:lvl w:ilvl="6" w:tplc="04090001" w:tentative="1">
@@ -2658,7 +2492,7 @@
         <w:ind w:left="5040" w:hanging="360"/>
       </w:pPr>
       <w:rPr>
-        <w:rFonts w:hint="default" w:ascii="Symbol" w:hAnsi="Symbol"/>
+        <w:rFonts w:ascii="Symbol" w:hAnsi="Symbol" w:hint="default"/>
       </w:rPr>
     </w:lvl>
     <w:lvl w:ilvl="7" w:tplc="04090003" w:tentative="1">
@@ -2670,7 +2504,7 @@
         <w:ind w:left="5760" w:hanging="360"/>
       </w:pPr>
       <w:rPr>
-        <w:rFonts w:hint="default" w:ascii="Courier New" w:hAnsi="Courier New" w:cs="Courier New"/>
+        <w:rFonts w:ascii="Courier New" w:hAnsi="Courier New" w:cs="Courier New" w:hint="default"/>
       </w:rPr>
     </w:lvl>
     <w:lvl w:ilvl="8" w:tplc="04090005" w:tentative="1">
@@ -2682,7 +2516,7 @@
         <w:ind w:left="6480" w:hanging="360"/>
       </w:pPr>
       <w:rPr>
-        <w:rFonts w:hint="default" w:ascii="Wingdings" w:hAnsi="Wingdings"/>
+        <w:rFonts w:ascii="Wingdings" w:hAnsi="Wingdings" w:hint="default"/>
       </w:rPr>
     </w:lvl>
   </w:abstractNum>
@@ -2821,11 +2655,11 @@
 </file>
 
 <file path=word/styles.xml><?xml version="1.0" encoding="utf-8"?>
-<w:styles xmlns:wp14="http://schemas.microsoft.com/office/word/2010/wordprocessingDrawing" xmlns:mc="http://schemas.openxmlformats.org/markup-compatibility/2006" xmlns:r="http://schemas.openxmlformats.org/officeDocument/2006/relationships" xmlns:w="http://schemas.openxmlformats.org/wordprocessingml/2006/main" xmlns:w14="http://schemas.microsoft.com/office/word/2010/wordml" xmlns:w15="http://schemas.microsoft.com/office/word/2012/wordml" xmlns:w16cex="http://schemas.microsoft.com/office/word/2018/wordml/cex" xmlns:w16cid="http://schemas.microsoft.com/office/word/2016/wordml/cid" xmlns:w16="http://schemas.microsoft.com/office/word/2018/wordml" xmlns:w16du="http://schemas.microsoft.com/office/word/2023/wordml/word16du" xmlns:w16sdtdh="http://schemas.microsoft.com/office/word/2020/wordml/sdtdatahash" xmlns:w16sdtfl="http://schemas.microsoft.com/office/word/2024/wordml/sdtformatlock" xmlns:w16se="http://schemas.microsoft.com/office/word/2015/wordml/symex" mc:Ignorable="w14 w15 w16se w16cid w16 w16cex w16sdtdh w16sdtfl w16du wp14">
+<w:styles xmlns:mc="http://schemas.openxmlformats.org/markup-compatibility/2006" xmlns:r="http://schemas.openxmlformats.org/officeDocument/2006/relationships" xmlns:w="http://schemas.openxmlformats.org/wordprocessingml/2006/main" xmlns:w14="http://schemas.microsoft.com/office/word/2010/wordml" xmlns:w15="http://schemas.microsoft.com/office/word/2012/wordml" xmlns:w16cex="http://schemas.microsoft.com/office/word/2018/wordml/cex" xmlns:w16cid="http://schemas.microsoft.com/office/word/2016/wordml/cid" xmlns:w16="http://schemas.microsoft.com/office/word/2018/wordml" xmlns:w16du="http://schemas.microsoft.com/office/word/2023/wordml/word16du" xmlns:w16sdtdh="http://schemas.microsoft.com/office/word/2020/wordml/sdtdatahash" xmlns:w16sdtfl="http://schemas.microsoft.com/office/word/2024/wordml/sdtformatlock" xmlns:w16se="http://schemas.microsoft.com/office/word/2015/wordml/symex" mc:Ignorable="w14 w15 w16se w16cid w16 w16cex w16sdtdh w16sdtfl w16du">
   <w:docDefaults>
     <w:rPrDefault>
       <w:rPr>
-        <w:rFonts w:asciiTheme="minorHAnsi" w:hAnsiTheme="minorHAnsi" w:eastAsiaTheme="minorEastAsia" w:cstheme="minorBidi"/>
+        <w:rFonts w:asciiTheme="minorHAnsi" w:eastAsiaTheme="minorEastAsia" w:hAnsiTheme="minorHAnsi" w:cstheme="minorBidi"/>
         <w:sz w:val="22"/>
         <w:szCs w:val="22"/>
         <w:lang w:val="en-US" w:eastAsia="en-US" w:bidi="ar-SA"/>
@@ -2840,14 +2674,14 @@
   <w:latentStyles w:defLockedState="0" w:defUIPriority="99" w:defSemiHidden="0" w:defUnhideWhenUsed="0" w:defQFormat="0" w:count="376">
     <w:lsdException w:name="Normal" w:uiPriority="0" w:qFormat="1"/>
     <w:lsdException w:name="heading 1" w:uiPriority="9" w:qFormat="1"/>
-    <w:lsdException w:name="heading 2" w:uiPriority="9" w:semiHidden="1" w:unhideWhenUsed="1" w:qFormat="1"/>
-    <w:lsdException w:name="heading 3" w:uiPriority="9" w:semiHidden="1" w:unhideWhenUsed="1" w:qFormat="1"/>
-    <w:lsdException w:name="heading 4" w:uiPriority="9" w:semiHidden="1" w:unhideWhenUsed="1" w:qFormat="1"/>
-    <w:lsdException w:name="heading 5" w:uiPriority="9" w:semiHidden="1" w:unhideWhenUsed="1" w:qFormat="1"/>
-    <w:lsdException w:name="heading 6" w:uiPriority="9" w:semiHidden="1" w:unhideWhenUsed="1" w:qFormat="1"/>
-    <w:lsdException w:name="heading 7" w:uiPriority="9" w:semiHidden="1" w:unhideWhenUsed="1" w:qFormat="1"/>
-    <w:lsdException w:name="heading 8" w:uiPriority="9" w:semiHidden="1" w:unhideWhenUsed="1" w:qFormat="1"/>
-    <w:lsdException w:name="heading 9" w:uiPriority="9" w:semiHidden="1" w:unhideWhenUsed="1" w:qFormat="1"/>
+    <w:lsdException w:name="heading 2" w:semiHidden="1" w:uiPriority="9" w:unhideWhenUsed="1" w:qFormat="1"/>
+    <w:lsdException w:name="heading 3" w:semiHidden="1" w:uiPriority="9" w:unhideWhenUsed="1" w:qFormat="1"/>
+    <w:lsdException w:name="heading 4" w:semiHidden="1" w:uiPriority="9" w:unhideWhenUsed="1" w:qFormat="1"/>
+    <w:lsdException w:name="heading 5" w:semiHidden="1" w:uiPriority="9" w:unhideWhenUsed="1" w:qFormat="1"/>
+    <w:lsdException w:name="heading 6" w:semiHidden="1" w:uiPriority="9" w:unhideWhenUsed="1" w:qFormat="1"/>
+    <w:lsdException w:name="heading 7" w:semiHidden="1" w:uiPriority="9" w:unhideWhenUsed="1" w:qFormat="1"/>
+    <w:lsdException w:name="heading 8" w:semiHidden="1" w:uiPriority="9" w:unhideWhenUsed="1" w:qFormat="1"/>
+    <w:lsdException w:name="heading 9" w:semiHidden="1" w:uiPriority="9" w:unhideWhenUsed="1" w:qFormat="1"/>
     <w:lsdException w:name="index 1" w:semiHidden="1" w:unhideWhenUsed="1"/>
     <w:lsdException w:name="index 2" w:semiHidden="1" w:unhideWhenUsed="1"/>
     <w:lsdException w:name="index 3" w:semiHidden="1" w:unhideWhenUsed="1"/>
@@ -2857,22 +2691,22 @@
     <w:lsdException w:name="index 7" w:semiHidden="1" w:unhideWhenUsed="1"/>
     <w:lsdException w:name="index 8" w:semiHidden="1" w:unhideWhenUsed="1"/>
     <w:lsdException w:name="index 9" w:semiHidden="1" w:unhideWhenUsed="1"/>
-    <w:lsdException w:name="toc 1" w:uiPriority="39" w:semiHidden="1" w:unhideWhenUsed="1"/>
-    <w:lsdException w:name="toc 2" w:uiPriority="39" w:semiHidden="1" w:unhideWhenUsed="1"/>
-    <w:lsdException w:name="toc 3" w:uiPriority="39" w:semiHidden="1" w:unhideWhenUsed="1"/>
-    <w:lsdException w:name="toc 4" w:uiPriority="39" w:semiHidden="1" w:unhideWhenUsed="1"/>
-    <w:lsdException w:name="toc 5" w:uiPriority="39" w:semiHidden="1" w:unhideWhenUsed="1"/>
-    <w:lsdException w:name="toc 6" w:uiPriority="39" w:semiHidden="1" w:unhideWhenUsed="1"/>
-    <w:lsdException w:name="toc 7" w:uiPriority="39" w:semiHidden="1" w:unhideWhenUsed="1"/>
-    <w:lsdException w:name="toc 8" w:uiPriority="39" w:semiHidden="1" w:unhideWhenUsed="1"/>
-    <w:lsdException w:name="toc 9" w:uiPriority="39" w:semiHidden="1" w:unhideWhenUsed="1"/>
+    <w:lsdException w:name="toc 1" w:semiHidden="1" w:uiPriority="39" w:unhideWhenUsed="1"/>
+    <w:lsdException w:name="toc 2" w:semiHidden="1" w:uiPriority="39" w:unhideWhenUsed="1"/>
+    <w:lsdException w:name="toc 3" w:semiHidden="1" w:uiPriority="39" w:unhideWhenUsed="1"/>
+    <w:lsdException w:name="toc 4" w:semiHidden="1" w:uiPriority="39" w:unhideWhenUsed="1"/>
+    <w:lsdException w:name="toc 5" w:semiHidden="1" w:uiPriority="39" w:unhideWhenUsed="1"/>
+    <w:lsdException w:name="toc 6" w:semiHidden="1" w:uiPriority="39" w:unhideWhenUsed="1"/>
+    <w:lsdException w:name="toc 7" w:semiHidden="1" w:uiPriority="39" w:unhideWhenUsed="1"/>
+    <w:lsdException w:name="toc 8" w:semiHidden="1" w:uiPriority="39" w:unhideWhenUsed="1"/>
+    <w:lsdException w:name="toc 9" w:semiHidden="1" w:uiPriority="39" w:unhideWhenUsed="1"/>
     <w:lsdException w:name="Normal Indent" w:semiHidden="1" w:unhideWhenUsed="1"/>
     <w:lsdException w:name="footnote text" w:semiHidden="1" w:unhideWhenUsed="1"/>
     <w:lsdException w:name="annotation text" w:semiHidden="1" w:unhideWhenUsed="1"/>
     <w:lsdException w:name="header" w:semiHidden="1" w:unhideWhenUsed="1"/>
     <w:lsdException w:name="footer" w:semiHidden="1" w:unhideWhenUsed="1"/>
     <w:lsdException w:name="index heading" w:semiHidden="1" w:unhideWhenUsed="1"/>
-    <w:lsdException w:name="caption" w:uiPriority="35" w:semiHidden="1" w:unhideWhenUsed="1" w:qFormat="1"/>
+    <w:lsdException w:name="caption" w:semiHidden="1" w:uiPriority="35" w:unhideWhenUsed="1" w:qFormat="1"/>
     <w:lsdException w:name="table of figures" w:semiHidden="1" w:unhideWhenUsed="1"/>
     <w:lsdException w:name="envelope address" w:semiHidden="1" w:unhideWhenUsed="1"/>
     <w:lsdException w:name="envelope return" w:semiHidden="1" w:unhideWhenUsed="1"/>
@@ -2903,7 +2737,7 @@
     <w:lsdException w:name="Title" w:uiPriority="10" w:qFormat="1"/>
     <w:lsdException w:name="Closing" w:semiHidden="1" w:unhideWhenUsed="1"/>
     <w:lsdException w:name="Signature" w:semiHidden="1" w:unhideWhenUsed="1"/>
-    <w:lsdException w:name="Default Paragraph Font" w:uiPriority="1" w:semiHidden="1" w:unhideWhenUsed="1"/>
+    <w:lsdException w:name="Default Paragraph Font" w:semiHidden="1" w:uiPriority="1" w:unhideWhenUsed="1"/>
     <w:lsdException w:name="Body Text" w:semiHidden="1" w:unhideWhenUsed="1"/>
     <w:lsdException w:name="Body Text Indent" w:semiHidden="1" w:unhideWhenUsed="1"/>
     <w:lsdException w:name="List Continue" w:semiHidden="1" w:unhideWhenUsed="1"/>
@@ -3103,8 +2937,8 @@
     <w:lsdException w:name="Subtle Reference" w:uiPriority="31" w:qFormat="1"/>
     <w:lsdException w:name="Intense Reference" w:uiPriority="32" w:qFormat="1"/>
     <w:lsdException w:name="Book Title" w:uiPriority="33" w:qFormat="1"/>
-    <w:lsdException w:name="Bibliography" w:uiPriority="37" w:semiHidden="1" w:unhideWhenUsed="1"/>
-    <w:lsdException w:name="TOC Heading" w:uiPriority="39" w:semiHidden="1" w:unhideWhenUsed="1" w:qFormat="1"/>
+    <w:lsdException w:name="Bibliography" w:semiHidden="1" w:uiPriority="37" w:unhideWhenUsed="1"/>
+    <w:lsdException w:name="TOC Heading" w:semiHidden="1" w:uiPriority="39" w:unhideWhenUsed="1" w:qFormat="1"/>
     <w:lsdException w:name="Plain Table 1" w:uiPriority="41"/>
     <w:lsdException w:name="Plain Table 2" w:uiPriority="42"/>
     <w:lsdException w:name="Plain Table 3" w:uiPriority="43"/>
@@ -3215,7 +3049,7 @@
     <w:lsdException w:name="Unresolved Mention" w:semiHidden="1" w:unhideWhenUsed="1"/>
     <w:lsdException w:name="Smart Link" w:semiHidden="1" w:unhideWhenUsed="1"/>
   </w:latentStyles>
-  <w:style w:type="paragraph" w:styleId="Normal" w:default="1">
+  <w:style w:type="paragraph" w:default="1" w:styleId="Normal">
     <w:name w:val="Normal"/>
     <w:qFormat/>
     <w:rsid w:val="005F21F5"/>
@@ -3235,7 +3069,7 @@
       <w:outlineLvl w:val="0"/>
     </w:pPr>
     <w:rPr>
-      <w:rFonts w:asciiTheme="majorHAnsi" w:hAnsiTheme="majorHAnsi" w:eastAsiaTheme="majorEastAsia" w:cstheme="majorBidi"/>
+      <w:rFonts w:asciiTheme="majorHAnsi" w:eastAsiaTheme="majorEastAsia" w:hAnsiTheme="majorHAnsi" w:cstheme="majorBidi"/>
       <w:color w:val="262626" w:themeColor="text1" w:themeTint="D9"/>
       <w:sz w:val="32"/>
       <w:szCs w:val="32"/>
@@ -3258,7 +3092,7 @@
       <w:outlineLvl w:val="1"/>
     </w:pPr>
     <w:rPr>
-      <w:rFonts w:asciiTheme="majorHAnsi" w:hAnsiTheme="majorHAnsi" w:eastAsiaTheme="majorEastAsia" w:cstheme="majorBidi"/>
+      <w:rFonts w:asciiTheme="majorHAnsi" w:eastAsiaTheme="majorEastAsia" w:hAnsiTheme="majorHAnsi" w:cstheme="majorBidi"/>
       <w:color w:val="262626" w:themeColor="text1" w:themeTint="D9"/>
       <w:sz w:val="28"/>
       <w:szCs w:val="28"/>
@@ -3281,7 +3115,7 @@
       <w:outlineLvl w:val="2"/>
     </w:pPr>
     <w:rPr>
-      <w:rFonts w:asciiTheme="majorHAnsi" w:hAnsiTheme="majorHAnsi" w:eastAsiaTheme="majorEastAsia" w:cstheme="majorBidi"/>
+      <w:rFonts w:asciiTheme="majorHAnsi" w:eastAsiaTheme="majorEastAsia" w:hAnsiTheme="majorHAnsi" w:cstheme="majorBidi"/>
       <w:color w:val="0D0D0D" w:themeColor="text1" w:themeTint="F2"/>
       <w:sz w:val="24"/>
       <w:szCs w:val="24"/>
@@ -3362,7 +3196,7 @@
       <w:outlineLvl w:val="6"/>
     </w:pPr>
     <w:rPr>
-      <w:rFonts w:asciiTheme="majorHAnsi" w:hAnsiTheme="majorHAnsi" w:eastAsiaTheme="majorEastAsia" w:cstheme="majorBidi"/>
+      <w:rFonts w:asciiTheme="majorHAnsi" w:eastAsiaTheme="majorEastAsia" w:hAnsiTheme="majorHAnsi" w:cstheme="majorBidi"/>
       <w:i/>
       <w:iCs/>
     </w:rPr>
@@ -3406,7 +3240,7 @@
       <w:outlineLvl w:val="8"/>
     </w:pPr>
     <w:rPr>
-      <w:rFonts w:asciiTheme="majorHAnsi" w:hAnsiTheme="majorHAnsi" w:eastAsiaTheme="majorEastAsia" w:cstheme="majorBidi"/>
+      <w:rFonts w:asciiTheme="majorHAnsi" w:eastAsiaTheme="majorEastAsia" w:hAnsiTheme="majorHAnsi" w:cstheme="majorBidi"/>
       <w:i/>
       <w:iCs/>
       <w:color w:val="262626" w:themeColor="text1" w:themeTint="D9"/>
@@ -3414,13 +3248,13 @@
       <w:szCs w:val="21"/>
     </w:rPr>
   </w:style>
-  <w:style w:type="character" w:styleId="DefaultParagraphFont" w:default="1">
+  <w:style w:type="character" w:default="1" w:styleId="DefaultParagraphFont">
     <w:name w:val="Default Paragraph Font"/>
     <w:uiPriority w:val="1"/>
     <w:semiHidden/>
     <w:unhideWhenUsed/>
   </w:style>
-  <w:style w:type="table" w:styleId="TableNormal" w:default="1">
+  <w:style w:type="table" w:default="1" w:styleId="TableNormal">
     <w:name w:val="Normal Table"/>
     <w:uiPriority w:val="99"/>
     <w:semiHidden/>
@@ -3435,26 +3269,26 @@
       </w:tblCellMar>
     </w:tblPr>
   </w:style>
-  <w:style w:type="numbering" w:styleId="NoList" w:default="1">
+  <w:style w:type="numbering" w:default="1" w:styleId="NoList">
     <w:name w:val="No List"/>
     <w:uiPriority w:val="99"/>
     <w:semiHidden/>
     <w:unhideWhenUsed/>
   </w:style>
-  <w:style w:type="character" w:styleId="Heading1Char" w:customStyle="1">
+  <w:style w:type="character" w:customStyle="1" w:styleId="Heading1Char">
     <w:name w:val="Heading 1 Char"/>
     <w:basedOn w:val="DefaultParagraphFont"/>
     <w:link w:val="Heading1"/>
     <w:uiPriority w:val="9"/>
     <w:rsid w:val="005F21F5"/>
     <w:rPr>
-      <w:rFonts w:asciiTheme="majorHAnsi" w:hAnsiTheme="majorHAnsi" w:eastAsiaTheme="majorEastAsia" w:cstheme="majorBidi"/>
+      <w:rFonts w:asciiTheme="majorHAnsi" w:eastAsiaTheme="majorEastAsia" w:hAnsiTheme="majorHAnsi" w:cstheme="majorBidi"/>
       <w:color w:val="262626" w:themeColor="text1" w:themeTint="D9"/>
       <w:sz w:val="32"/>
       <w:szCs w:val="32"/>
     </w:rPr>
   </w:style>
-  <w:style w:type="character" w:styleId="Heading2Char" w:customStyle="1">
+  <w:style w:type="character" w:customStyle="1" w:styleId="Heading2Char">
     <w:name w:val="Heading 2 Char"/>
     <w:basedOn w:val="DefaultParagraphFont"/>
     <w:link w:val="Heading2"/>
@@ -3462,13 +3296,13 @@
     <w:semiHidden/>
     <w:rsid w:val="005F21F5"/>
     <w:rPr>
-      <w:rFonts w:asciiTheme="majorHAnsi" w:hAnsiTheme="majorHAnsi" w:eastAsiaTheme="majorEastAsia" w:cstheme="majorBidi"/>
+      <w:rFonts w:asciiTheme="majorHAnsi" w:eastAsiaTheme="majorEastAsia" w:hAnsiTheme="majorHAnsi" w:cstheme="majorBidi"/>
       <w:color w:val="262626" w:themeColor="text1" w:themeTint="D9"/>
       <w:sz w:val="28"/>
       <w:szCs w:val="28"/>
     </w:rPr>
   </w:style>
-  <w:style w:type="character" w:styleId="Heading3Char" w:customStyle="1">
+  <w:style w:type="character" w:customStyle="1" w:styleId="Heading3Char">
     <w:name w:val="Heading 3 Char"/>
     <w:basedOn w:val="DefaultParagraphFont"/>
     <w:link w:val="Heading3"/>
@@ -3476,13 +3310,13 @@
     <w:semiHidden/>
     <w:rsid w:val="005F21F5"/>
     <w:rPr>
-      <w:rFonts w:asciiTheme="majorHAnsi" w:hAnsiTheme="majorHAnsi" w:eastAsiaTheme="majorEastAsia" w:cstheme="majorBidi"/>
+      <w:rFonts w:asciiTheme="majorHAnsi" w:eastAsiaTheme="majorEastAsia" w:hAnsiTheme="majorHAnsi" w:cstheme="majorBidi"/>
       <w:color w:val="0D0D0D" w:themeColor="text1" w:themeTint="F2"/>
       <w:sz w:val="24"/>
       <w:szCs w:val="24"/>
     </w:rPr>
   </w:style>
-  <w:style w:type="character" w:styleId="Heading4Char" w:customStyle="1">
+  <w:style w:type="character" w:customStyle="1" w:styleId="Heading4Char">
     <w:name w:val="Heading 4 Char"/>
     <w:basedOn w:val="DefaultParagraphFont"/>
     <w:link w:val="Heading4"/>
@@ -3494,7 +3328,7 @@
       <w:iCs/>
     </w:rPr>
   </w:style>
-  <w:style w:type="character" w:styleId="Heading5Char" w:customStyle="1">
+  <w:style w:type="character" w:customStyle="1" w:styleId="Heading5Char">
     <w:name w:val="Heading 5 Char"/>
     <w:basedOn w:val="DefaultParagraphFont"/>
     <w:link w:val="Heading5"/>
@@ -3505,7 +3339,7 @@
       <w:color w:val="404040" w:themeColor="text1" w:themeTint="BF"/>
     </w:rPr>
   </w:style>
-  <w:style w:type="character" w:styleId="Heading6Char" w:customStyle="1">
+  <w:style w:type="character" w:customStyle="1" w:styleId="Heading6Char">
     <w:name w:val="Heading 6 Char"/>
     <w:basedOn w:val="DefaultParagraphFont"/>
     <w:link w:val="Heading6"/>
@@ -3513,7 +3347,7 @@
     <w:semiHidden/>
     <w:rsid w:val="005F21F5"/>
   </w:style>
-  <w:style w:type="character" w:styleId="Heading7Char" w:customStyle="1">
+  <w:style w:type="character" w:customStyle="1" w:styleId="Heading7Char">
     <w:name w:val="Heading 7 Char"/>
     <w:basedOn w:val="DefaultParagraphFont"/>
     <w:link w:val="Heading7"/>
@@ -3521,12 +3355,12 @@
     <w:semiHidden/>
     <w:rsid w:val="005F21F5"/>
     <w:rPr>
-      <w:rFonts w:asciiTheme="majorHAnsi" w:hAnsiTheme="majorHAnsi" w:eastAsiaTheme="majorEastAsia" w:cstheme="majorBidi"/>
+      <w:rFonts w:asciiTheme="majorHAnsi" w:eastAsiaTheme="majorEastAsia" w:hAnsiTheme="majorHAnsi" w:cstheme="majorBidi"/>
       <w:i/>
       <w:iCs/>
     </w:rPr>
   </w:style>
-  <w:style w:type="character" w:styleId="Heading8Char" w:customStyle="1">
+  <w:style w:type="character" w:customStyle="1" w:styleId="Heading8Char">
     <w:name w:val="Heading 8 Char"/>
     <w:basedOn w:val="DefaultParagraphFont"/>
     <w:link w:val="Heading8"/>
@@ -3539,7 +3373,7 @@
       <w:szCs w:val="21"/>
     </w:rPr>
   </w:style>
-  <w:style w:type="character" w:styleId="Heading9Char" w:customStyle="1">
+  <w:style w:type="character" w:customStyle="1" w:styleId="Heading9Char">
     <w:name w:val="Heading 9 Char"/>
     <w:basedOn w:val="DefaultParagraphFont"/>
     <w:link w:val="Heading9"/>
@@ -3547,7 +3381,7 @@
     <w:semiHidden/>
     <w:rsid w:val="005F21F5"/>
     <w:rPr>
-      <w:rFonts w:asciiTheme="majorHAnsi" w:hAnsiTheme="majorHAnsi" w:eastAsiaTheme="majorEastAsia" w:cstheme="majorBidi"/>
+      <w:rFonts w:asciiTheme="majorHAnsi" w:eastAsiaTheme="majorEastAsia" w:hAnsiTheme="majorHAnsi" w:cstheme="majorBidi"/>
       <w:i/>
       <w:iCs/>
       <w:color w:val="262626" w:themeColor="text1" w:themeTint="D9"/>
@@ -3568,20 +3402,20 @@
       <w:contextualSpacing/>
     </w:pPr>
     <w:rPr>
-      <w:rFonts w:asciiTheme="majorHAnsi" w:hAnsiTheme="majorHAnsi" w:eastAsiaTheme="majorEastAsia" w:cstheme="majorBidi"/>
+      <w:rFonts w:asciiTheme="majorHAnsi" w:eastAsiaTheme="majorEastAsia" w:hAnsiTheme="majorHAnsi" w:cstheme="majorBidi"/>
       <w:spacing w:val="-10"/>
       <w:sz w:val="56"/>
       <w:szCs w:val="56"/>
     </w:rPr>
   </w:style>
-  <w:style w:type="character" w:styleId="TitleChar" w:customStyle="1">
+  <w:style w:type="character" w:customStyle="1" w:styleId="TitleChar">
     <w:name w:val="Title Char"/>
     <w:basedOn w:val="DefaultParagraphFont"/>
     <w:link w:val="Title"/>
     <w:uiPriority w:val="10"/>
     <w:rsid w:val="005F21F5"/>
     <w:rPr>
-      <w:rFonts w:asciiTheme="majorHAnsi" w:hAnsiTheme="majorHAnsi" w:eastAsiaTheme="majorEastAsia" w:cstheme="majorBidi"/>
+      <w:rFonts w:asciiTheme="majorHAnsi" w:eastAsiaTheme="majorEastAsia" w:hAnsiTheme="majorHAnsi" w:cstheme="majorBidi"/>
       <w:spacing w:val="-10"/>
       <w:sz w:val="56"/>
       <w:szCs w:val="56"/>
@@ -3605,7 +3439,7 @@
       <w:spacing w:val="15"/>
     </w:rPr>
   </w:style>
-  <w:style w:type="character" w:styleId="SubtitleChar" w:customStyle="1">
+  <w:style w:type="character" w:customStyle="1" w:styleId="SubtitleChar">
     <w:name w:val="Subtitle Char"/>
     <w:basedOn w:val="DefaultParagraphFont"/>
     <w:link w:val="Subtitle"/>
@@ -3634,7 +3468,7 @@
       <w:color w:val="404040" w:themeColor="text1" w:themeTint="BF"/>
     </w:rPr>
   </w:style>
-  <w:style w:type="character" w:styleId="QuoteChar" w:customStyle="1">
+  <w:style w:type="character" w:customStyle="1" w:styleId="QuoteChar">
     <w:name w:val="Quote Char"/>
     <w:basedOn w:val="DefaultParagraphFont"/>
     <w:link w:val="Quote"/>
@@ -3681,8 +3515,8 @@
     <w:rsid w:val="005F21F5"/>
     <w:pPr>
       <w:pBdr>
-        <w:top w:val="single" w:color="404040" w:themeColor="text1" w:themeTint="BF" w:sz="4" w:space="10"/>
-        <w:bottom w:val="single" w:color="404040" w:themeColor="text1" w:themeTint="BF" w:sz="4" w:space="10"/>
+        <w:top w:val="single" w:sz="4" w:space="10" w:color="404040" w:themeColor="text1" w:themeTint="BF"/>
+        <w:bottom w:val="single" w:sz="4" w:space="10" w:color="404040" w:themeColor="text1" w:themeTint="BF"/>
       </w:pBdr>
       <w:spacing w:before="360" w:after="360"/>
       <w:ind w:left="864" w:right="864"/>
@@ -3694,7 +3528,7 @@
       <w:color w:val="404040" w:themeColor="text1" w:themeTint="BF"/>
     </w:rPr>
   </w:style>
-  <w:style w:type="character" w:styleId="IntenseQuoteChar" w:customStyle="1">
+  <w:style w:type="character" w:customStyle="1" w:styleId="IntenseQuoteChar">
     <w:name w:val="Intense Quote Char"/>
     <w:basedOn w:val="DefaultParagraphFont"/>
     <w:link w:val="IntenseQuote"/>
@@ -3827,7 +3661,7 @@
 </file>
 
 <file path=word/theme/theme1.xml><?xml version="1.0" encoding="utf-8"?>
-<a:theme xmlns:a="http://schemas.openxmlformats.org/drawingml/2006/main" xmlns:thm15="http://schemas.microsoft.com/office/thememl/2012/main" name="Office Theme">
+<a:theme xmlns:a="http://schemas.openxmlformats.org/drawingml/2006/main" name="Office Theme">
   <a:themeElements>
     <a:clrScheme name="Office">
       <a:dk1>
